--- a/papers/改稿报告_D_2026-10-24.docx
+++ b/papers/改稿报告_D_2026-10-24.docx
@@ -189,13 +189,13 @@
         </w:pict>
       </w:r>
     </w:p>
-    <w:bookmarkStart w:id="20" w:name="总框架每条改稿执行的是论文自己已有的纪律规格-0.1"/>
+    <w:bookmarkStart w:id="20" w:name="总框架每条改稿执行的是论文自己已有的要求规格-0.1"/>
     <w:p>
       <w:pPr>
         <w:pStyle w:val="Heading2"/>
       </w:pPr>
       <w:r>
-        <w:t xml:space="preserve">0 · 总框架：每条改稿执行的是"论文自己已有的纪律"（规格 §0.1）</w:t>
+        <w:t xml:space="preserve">0 · 总框架：每条改稿执行的是"论文自己已有的要求"（规格 §0.1）</w:t>
       </w:r>
     </w:p>
     <w:p>
@@ -210,25 +210,17 @@
           <w:bCs/>
           <w:b/>
         </w:rPr>
-        <w:t xml:space="preserve">论文自己在别处已经写过的纪律，正文没执行</w:t>
-      </w:r>
-      <w:r>
-        <w:t xml:space="preserve">」。</w:t>
-      </w:r>
-    </w:p>
-    <w:p>
-      <w:pPr>
-        <w:pStyle w:val="FirstParagraph"/>
-      </w:pPr>
-      <w:r>
-        <w:t xml:space="preserve">本篇的具体落点（</w:t>
-      </w:r>
-      <w:r>
-        <w:rPr>
-          <w:bCs/>
-          <w:b/>
-        </w:rPr>
-        <w:t xml:space="preserve">每条都可在本稿内部找到它所执行的原有纪律</w:t>
+        <w:t xml:space="preserve">论文自己在别处已经写过的要求，正文没执行</w:t>
+      </w:r>
+      <w:r>
+        <w:t xml:space="preserve">」。本篇的具体落点（</w:t>
+      </w:r>
+      <w:r>
+        <w:rPr>
+          <w:bCs/>
+          <w:b/>
+        </w:rPr>
+        <w:t xml:space="preserve">每条都可在本稿内部找到它所执行的原有要求</w:t>
       </w:r>
       <w:r>
         <w:t xml:space="preserve">）：</w:t>
@@ -257,7 +249,7 @@
               <w:jc w:val="left"/>
             </w:pPr>
             <w:r>
-              <w:t xml:space="preserve">原有纪律（在本稿何处）</w:t>
+              <w:t xml:space="preserve">原有要求（在本稿何处）</w:t>
             </w:r>
           </w:p>
         </w:tc>
@@ -295,7 +287,7 @@
               <w:jc w:val="left"/>
             </w:pPr>
             <w:r>
-              <w:t xml:space="preserve">§4.6 预注册与纪律："</w:t>
+              <w:t xml:space="preserve">§4.6 预注册与要求："</w:t>
             </w:r>
             <w:r>
               <w:rPr>
@@ -355,7 +347,7 @@
               <w:jc w:val="left"/>
             </w:pPr>
             <w:r>
-              <w:t xml:space="preserve">§1.4 贡献 5 把"结构性两难"列为 ✅ 负结果</w:t>
+              <w:t xml:space="preserve">§1.4 贡献 5 把"结构性两难"列为 负结果</w:t>
             </w:r>
           </w:p>
         </w:tc>
@@ -391,7 +383,7 @@
               <w:jc w:val="left"/>
             </w:pPr>
             <w:r>
-              <w:t xml:space="preserve">§6.3 "⚠️ 上一节的结论</w:t>
+              <w:t xml:space="preserve">§6.3 " 上一节的结论</w:t>
             </w:r>
             <w:r>
               <w:rPr>
@@ -425,7 +417,7 @@
               <w:jc w:val="left"/>
             </w:pPr>
             <w:r>
-              <w:t xml:space="preserve">新增 §7.1.1「★ 冲突的正确读法」，把"</w:t>
+              <w:t xml:space="preserve">新增 §7.1.1「 冲突的正确读法」，把"</w:t>
             </w:r>
             <w:r>
               <w:rPr>
@@ -491,7 +483,7 @@
               <w:t xml:space="preserve">六个对比中全部一致</w:t>
             </w:r>
             <w:r>
-              <w:t xml:space="preserve">"（与 §6.4 表内两行 ⚠️ 一致率 0.00 矛盾）</w:t>
+              <w:t xml:space="preserve">"（与 §6.4 表内两行 一致率 0.00 矛盾）</w:t>
             </w:r>
           </w:p>
         </w:tc>
@@ -656,22 +648,22 @@
       </w:r>
     </w:p>
     <w:bookmarkEnd w:id="20"/>
-    <w:bookmarkStart w:id="28" w:name="逐条改动规格编号-定位-改前-改后-验收判据-自查-执行的是哪条纪律审稿意见"/>
+    <w:bookmarkStart w:id="28" w:name="逐条改动规格编号-定位-改前-改后-验收判据-自查-执行的是哪条要求审稿意见"/>
     <w:p>
       <w:pPr>
         <w:pStyle w:val="Heading2"/>
       </w:pPr>
       <w:r>
-        <w:t xml:space="preserve">1 · 逐条改动（规格编号 | 定位 | 改前 | 改后 | 验收判据 | 自查 | 执行的是哪条纪律/审稿意见）</w:t>
-      </w:r>
-    </w:p>
-    <w:bookmarkStart w:id="21" w:name="d-1-99-打平-可判定地不成立是等效性跳跃审稿-六"/>
+        <w:t xml:space="preserve">1 · 逐条改动（规格编号 | 定位 | 改前 | 改后 | 验收判据 | 自查 | 执行的是哪条要求/审稿意见）</w:t>
+      </w:r>
+    </w:p>
+    <w:bookmarkStart w:id="21" w:name="d-1-99-打平可判定地不成立是等效性跳跃审稿-六"/>
     <w:p>
       <w:pPr>
         <w:pStyle w:val="Heading3"/>
       </w:pPr>
       <w:r>
-        <w:t xml:space="preserve">D-1 · 「9/9 打平 ⇒ 可判定地不成立」是等效性跳跃【审稿 §六】</w:t>
+        <w:t xml:space="preserve">D-1 · 「9/9 打平，可判定地不成立」是等效性跳跃【审稿 §六】</w:t>
       </w:r>
     </w:p>
     <w:p>
@@ -746,7 +738,7 @@
           <w:bCs/>
           <w:b/>
         </w:rPr>
-        <w:t xml:space="preserve">④ ★ 状态进选择层（v4）：失败位置很精确。</w:t>
+        <w:t xml:space="preserve">④ 状态进选择层（v4）：失败位置很精确。</w:t>
       </w:r>
       <w:r>
         <w:t xml:space="preserve"> </w:t>
@@ -795,10 +787,7 @@
         <w:t xml:space="preserve">9/9 完全打平</w:t>
       </w:r>
       <w:r>
-        <w:t xml:space="preserve">，gap 均值 0.0，align 均为 0.3148，n=9 ≥ 6 ⇒</w:t>
-      </w:r>
-      <w:r>
-        <w:t xml:space="preserve"> </w:t>
+        <w:t xml:space="preserve">，gap 均值 0.0，align 均为 0.3148，n=9 ≥ 6，</w:t>
       </w:r>
       <w:r>
         <w:rPr>
@@ -808,7 +797,7 @@
         <w:t xml:space="preserve">可判定地不成立</w:t>
       </w:r>
       <w:r>
-        <w:t xml:space="preserve">，不是"不可判定"）。⇒ 由此定位出一个</w:t>
+        <w:t xml:space="preserve">，不是"不可判定"）。由此定位出一个</w:t>
       </w:r>
       <w:r>
         <w:rPr>
@@ -828,7 +817,7 @@
         <w:t xml:space="preserve">不进</w:t>
       </w:r>
       <w:r>
-        <w:t xml:space="preserve">候选 ⇒ 产出无状态指纹 ⇒ 打分无处发力；状态</w:t>
+        <w:t xml:space="preserve">候选，产出无状态指纹，打分无处发力；状态</w:t>
       </w:r>
       <w:r>
         <w:rPr>
@@ -838,7 +827,7 @@
         <w:t xml:space="preserve">进</w:t>
       </w:r>
       <w:r>
-        <w:t xml:space="preserve">候选 ⇒ 打分</w:t>
+        <w:t xml:space="preserve">候选，打分</w:t>
       </w:r>
       <w:r>
         <w:rPr>
@@ -848,10 +837,7 @@
         <w:t xml:space="preserve">接近恒真</w:t>
       </w:r>
       <w:r>
-        <w:t xml:space="preserve"> </w:t>
-      </w:r>
-      <w:r>
-        <w:t xml:space="preserve">⇒ 该臂差值不能作证据。</w:t>
+        <w:t xml:space="preserve">，该臂差值不能作证据。</w:t>
       </w:r>
       <w:r>
         <w:rPr>
@@ -906,10 +892,7 @@
         <w:t xml:space="preserve">9/9 完全打平</w:t>
       </w:r>
       <w:r>
-        <w:t xml:space="preserve">，gap 均值 0.0，align 均为 0.3148，n=9）⇒</w:t>
-      </w:r>
-      <w:r>
-        <w:t xml:space="preserve"> </w:t>
+        <w:t xml:space="preserve">，gap 均值 0.0，align 均为 0.3148，n=9），</w:t>
       </w:r>
       <w:r>
         <w:rPr>
@@ -929,10 +912,7 @@
         <w:t xml:space="preserve">但本批未预注册最小实际效应量（MES），故不能排除中小效应的存在</w:t>
       </w:r>
       <w:r>
-        <w:t xml:space="preserve"> </w:t>
-      </w:r>
-      <w:r>
-        <w:t xml:space="preserve">⇒ 正确表述是"零区分 / 未检出"，不是"已证明无效"（§6.7.2.1）。⇒ 在 ② 的</w:t>
+        <w:t xml:space="preserve">，正确表述是"零区分 / 未检出"，不是"已证明无效"（§6.7.2.1）。在 ② 的</w:t>
       </w:r>
       <w:r>
         <w:rPr>
@@ -1068,13 +1048,7 @@
         <w:t xml:space="preserve">grep -n "MES" $F</w:t>
       </w:r>
       <w:r>
-        <w:t xml:space="preserve"> </w:t>
-      </w:r>
-      <w:r>
-        <w:t xml:space="preserve">⇒</w:t>
-      </w:r>
-      <w:r>
-        <w:t xml:space="preserve"> </w:t>
+        <w:t xml:space="preserve">，</w:t>
       </w:r>
       <w:r>
         <w:rPr>
@@ -1339,7 +1313,7 @@
         <w:t xml:space="preserve">执行的是</w:t>
       </w:r>
       <w:r>
-        <w:t xml:space="preserve">：本稿 §4.6 预注册纪律；审稿 §六。</w:t>
+        <w:t xml:space="preserve">：本稿 §4.6 预注册要求；审稿 §六。</w:t>
       </w:r>
     </w:p>
     <w:p>
@@ -1574,7 +1548,7 @@
         <w:t xml:space="preserve"> </w:t>
       </w:r>
       <w:r>
-        <w:t xml:space="preserve">§6 的 H3 行（"不通过 ⇒ 写'状态未驱动选择'（这是负结果，不是失败）"）＋ 本稿 §4.6。</w:t>
+        <w:t xml:space="preserve">§6 的 H3 行（"不通过，写'状态未驱动选择'（这是负结果，不是失败）"）＋ 本稿 §4.6。</w:t>
       </w:r>
     </w:p>
     <w:p>
@@ -1586,7 +1560,7 @@
           <w:bCs/>
           <w:b/>
         </w:rPr>
-        <w:t xml:space="preserve">D-1-d · ★ 新增 §6.7.2.1《MES 声明》</w:t>
+        <w:t xml:space="preserve">D-1-d · 新增 §6.7.2.1《MES 声明》</w:t>
       </w:r>
       <w:r>
         <w:t xml:space="preserve">（规格要求的第 3 项改法）</w:t>
@@ -1674,7 +1648,7 @@
     <w:p>
       <w:pPr>
         <w:numPr>
-          <w:ilvl w:val="1"/>
+          <w:ilvl w:val="0"/>
           <w:numId w:val="1005"/>
         </w:numPr>
         <w:pStyle w:val="Compact"/>
@@ -1702,13 +1676,7 @@
         <w:t xml:space="preserve">本批未预注册</w:t>
       </w:r>
       <w:r>
-        <w:t xml:space="preserve"> </w:t>
-      </w:r>
-      <w:r>
-        <w:t xml:space="preserve">⇒</w:t>
-      </w:r>
-      <w:r>
-        <w:t xml:space="preserve"> </w:t>
+        <w:t xml:space="preserve">，</w:t>
       </w:r>
       <w:r>
         <w:rPr>
@@ -1723,7 +1691,7 @@
     <w:p>
       <w:pPr>
         <w:numPr>
-          <w:ilvl w:val="1"/>
+          <w:ilvl w:val="0"/>
           <w:numId w:val="1005"/>
         </w:numPr>
         <w:pStyle w:val="Compact"/>
@@ -1749,13 +1717,13 @@
         <w:t xml:space="preserve">不能</w:t>
       </w:r>
       <w:r>
-        <w:t xml:space="preserve">支持 ❌"已证明无效" ❌"已排除该效应" ❌"两个打分器等效"；</w:t>
-      </w:r>
-    </w:p>
-    <w:p>
-      <w:pPr>
-        <w:numPr>
-          <w:ilvl w:val="1"/>
+        <w:t xml:space="preserve">支持 "已证明无效" "已排除该效应" "两个打分器等效"；</w:t>
+      </w:r>
+    </w:p>
+    <w:p>
+      <w:pPr>
+        <w:numPr>
+          <w:ilvl w:val="0"/>
           <w:numId w:val="1005"/>
         </w:numPr>
         <w:pStyle w:val="Compact"/>
@@ -1787,7 +1755,7 @@
     <w:p>
       <w:pPr>
         <w:numPr>
-          <w:ilvl w:val="1"/>
+          <w:ilvl w:val="0"/>
           <w:numId w:val="1005"/>
         </w:numPr>
         <w:pStyle w:val="Compact"/>
@@ -1826,7 +1794,7 @@
         <w:t xml:space="preserve">0.1021</w:t>
       </w:r>
       <w:r>
-        <w:t xml:space="preserve">（区间 0.073–0.135）（§6.7.5/附录 C），但 ⚠️</w:t>
+        <w:t xml:space="preserve">（区间 0.073–0.135）（§6.7.5/附录 C），但</w:t>
       </w:r>
       <w:r>
         <w:t xml:space="preserve"> </w:t>
@@ -1854,13 +1822,7 @@
         <w:t xml:space="preserve">/同池 gap）的 MES</w:t>
       </w:r>
       <w:r>
-        <w:t xml:space="preserve"> </w:t>
-      </w:r>
-      <w:r>
-        <w:t xml:space="preserve">⇒</w:t>
-      </w:r>
-      <w:r>
-        <w:t xml:space="preserve"> </w:t>
+        <w:t xml:space="preserve">，</w:t>
       </w:r>
       <w:r>
         <w:rPr>
@@ -1876,18 +1838,12 @@
     <w:p>
       <w:pPr>
         <w:numPr>
-          <w:ilvl w:val="1"/>
+          <w:ilvl w:val="0"/>
           <w:numId w:val="1005"/>
         </w:numPr>
         <w:pStyle w:val="Compact"/>
       </w:pPr>
       <w:r>
-        <w:t xml:space="preserve">⚠️</w:t>
-      </w:r>
-      <w:r>
-        <w:t xml:space="preserve"> </w:t>
-      </w:r>
-      <w:r>
         <w:rPr>
           <w:bCs/>
           <w:b/>
@@ -1895,10 +1851,7 @@
         <w:t xml:space="preserve">本批 H3 读数的地板值本身也未测</w:t>
       </w:r>
       <w:r>
-        <w:t xml:space="preserve"> </w:t>
-      </w:r>
-      <w:r>
-        <w:t xml:space="preserve">⇒ 引</w:t>
+        <w:t xml:space="preserve">，引</w:t>
       </w:r>
       <w:r>
         <w:t xml:space="preserve"> </w:t>
@@ -1923,14 +1876,14 @@
         <w:t xml:space="preserve">下一步</w:t>
       </w:r>
       <w:r>
-        <w:t xml:space="preserve">）⇒ "9/9 全平"既不能读成"已证明无效"，也不能读成"已证明两个打分器等效"。</w:t>
-      </w:r>
-    </w:p>
-    <w:p>
-      <w:pPr>
-        <w:numPr>
-          <w:ilvl w:val="0"/>
-          <w:numId w:val="1004"/>
+        <w:t xml:space="preserve">），"9/9 全平"既不能读成"已证明无效"，也不能读成"已证明两个打分器等效"。</w:t>
+      </w:r>
+    </w:p>
+    <w:p>
+      <w:pPr>
+        <w:numPr>
+          <w:ilvl w:val="0"/>
+          <w:numId w:val="1006"/>
         </w:numPr>
         <w:pStyle w:val="Compact"/>
       </w:pPr>
@@ -1984,7 +1937,7 @@
       <w:pPr>
         <w:numPr>
           <w:ilvl w:val="0"/>
-          <w:numId w:val="1004"/>
+          <w:numId w:val="1006"/>
         </w:numPr>
         <w:pStyle w:val="Compact"/>
       </w:pPr>
@@ -2054,7 +2007,7 @@
       <w:pPr>
         <w:numPr>
           <w:ilvl w:val="0"/>
-          <w:numId w:val="1004"/>
+          <w:numId w:val="1006"/>
         </w:numPr>
         <w:pStyle w:val="Compact"/>
       </w:pPr>
@@ -2066,7 +2019,7 @@
         <w:t xml:space="preserve">执行的是</w:t>
       </w:r>
       <w:r>
-        <w:t xml:space="preserve">：本稿 §4.6 纪律（"无效应"与"无检出力"分开）＋ 审稿 §六原话；MES 建议值来源按规格指定回源到 §7.1 / 附录 A 的地板值。</w:t>
+        <w:t xml:space="preserve">：本稿 §4.6 要求（"无效应"与"无检出力"分开）＋ 审稿 §六原话；MES 建议值来源按规格指定回源到 §7.1 / 附录 A 的地板值。</w:t>
       </w:r>
     </w:p>
     <w:p>
@@ -2085,7 +2038,7 @@
       <w:pPr>
         <w:numPr>
           <w:ilvl w:val="0"/>
-          <w:numId w:val="1006"/>
+          <w:numId w:val="1007"/>
         </w:numPr>
         <w:pStyle w:val="Compact"/>
       </w:pPr>
@@ -2128,7 +2081,7 @@
       <w:pPr>
         <w:numPr>
           <w:ilvl w:val="0"/>
-          <w:numId w:val="1006"/>
+          <w:numId w:val="1007"/>
         </w:numPr>
         <w:pStyle w:val="Compact"/>
       </w:pPr>
@@ -2153,7 +2106,7 @@
       <w:pPr>
         <w:numPr>
           <w:ilvl w:val="0"/>
-          <w:numId w:val="1006"/>
+          <w:numId w:val="1007"/>
         </w:numPr>
         <w:pStyle w:val="Compact"/>
       </w:pPr>
@@ -2178,7 +2131,7 @@
       <w:pPr>
         <w:numPr>
           <w:ilvl w:val="0"/>
-          <w:numId w:val="1006"/>
+          <w:numId w:val="1007"/>
         </w:numPr>
         <w:pStyle w:val="Compact"/>
       </w:pPr>
@@ -2197,7 +2150,7 @@
       <w:pPr>
         <w:numPr>
           <w:ilvl w:val="0"/>
-          <w:numId w:val="1006"/>
+          <w:numId w:val="1007"/>
         </w:numPr>
         <w:pStyle w:val="Compact"/>
       </w:pPr>
@@ -2268,7 +2221,7 @@
       <w:pPr>
         <w:numPr>
           <w:ilvl w:val="0"/>
-          <w:numId w:val="1006"/>
+          <w:numId w:val="1007"/>
         </w:numPr>
         <w:pStyle w:val="Compact"/>
       </w:pPr>
@@ -2299,7 +2252,7 @@
       <w:pPr>
         <w:numPr>
           <w:ilvl w:val="0"/>
-          <w:numId w:val="1007"/>
+          <w:numId w:val="1008"/>
         </w:numPr>
         <w:pStyle w:val="Compact"/>
       </w:pPr>
@@ -2342,7 +2295,7 @@
       <w:pPr>
         <w:numPr>
           <w:ilvl w:val="0"/>
-          <w:numId w:val="1007"/>
+          <w:numId w:val="1008"/>
         </w:numPr>
         <w:pStyle w:val="Compact"/>
       </w:pPr>
@@ -2367,7 +2320,7 @@
       <w:pPr>
         <w:numPr>
           <w:ilvl w:val="0"/>
-          <w:numId w:val="1007"/>
+          <w:numId w:val="1008"/>
         </w:numPr>
         <w:pStyle w:val="Compact"/>
       </w:pPr>
@@ -2392,7 +2345,7 @@
       <w:pPr>
         <w:numPr>
           <w:ilvl w:val="0"/>
-          <w:numId w:val="1007"/>
+          <w:numId w:val="1008"/>
         </w:numPr>
         <w:pStyle w:val="Compact"/>
       </w:pPr>
@@ -2421,7 +2374,7 @@
       <w:pPr>
         <w:numPr>
           <w:ilvl w:val="0"/>
-          <w:numId w:val="1007"/>
+          <w:numId w:val="1008"/>
         </w:numPr>
         <w:pStyle w:val="Compact"/>
       </w:pPr>
@@ -2465,7 +2418,7 @@
       <w:pPr>
         <w:numPr>
           <w:ilvl w:val="0"/>
-          <w:numId w:val="1007"/>
+          <w:numId w:val="1008"/>
         </w:numPr>
         <w:pStyle w:val="Compact"/>
       </w:pPr>
@@ -2496,7 +2449,7 @@
       <w:pPr>
         <w:numPr>
           <w:ilvl w:val="0"/>
-          <w:numId w:val="1008"/>
+          <w:numId w:val="1009"/>
         </w:numPr>
         <w:pStyle w:val="Compact"/>
       </w:pPr>
@@ -2539,7 +2492,7 @@
       <w:pPr>
         <w:numPr>
           <w:ilvl w:val="0"/>
-          <w:numId w:val="1008"/>
+          <w:numId w:val="1009"/>
         </w:numPr>
         <w:pStyle w:val="Compact"/>
       </w:pPr>
@@ -2564,7 +2517,7 @@
       <w:pPr>
         <w:numPr>
           <w:ilvl w:val="0"/>
-          <w:numId w:val="1008"/>
+          <w:numId w:val="1009"/>
         </w:numPr>
         <w:pStyle w:val="Compact"/>
       </w:pPr>
@@ -2589,7 +2542,7 @@
       <w:pPr>
         <w:numPr>
           <w:ilvl w:val="0"/>
-          <w:numId w:val="1008"/>
+          <w:numId w:val="1009"/>
         </w:numPr>
         <w:pStyle w:val="Compact"/>
       </w:pPr>
@@ -2608,7 +2561,7 @@
       <w:pPr>
         <w:numPr>
           <w:ilvl w:val="0"/>
-          <w:numId w:val="1008"/>
+          <w:numId w:val="1009"/>
         </w:numPr>
         <w:pStyle w:val="Compact"/>
       </w:pPr>
@@ -2654,7 +2607,7 @@
       <w:pPr>
         <w:numPr>
           <w:ilvl w:val="0"/>
-          <w:numId w:val="1008"/>
+          <w:numId w:val="1009"/>
         </w:numPr>
         <w:pStyle w:val="Compact"/>
       </w:pPr>
@@ -2702,7 +2655,7 @@
       <w:pPr>
         <w:numPr>
           <w:ilvl w:val="0"/>
-          <w:numId w:val="1009"/>
+          <w:numId w:val="1010"/>
         </w:numPr>
         <w:pStyle w:val="Compact"/>
       </w:pPr>
@@ -2745,7 +2698,7 @@
       <w:pPr>
         <w:numPr>
           <w:ilvl w:val="0"/>
-          <w:numId w:val="1009"/>
+          <w:numId w:val="1010"/>
         </w:numPr>
         <w:pStyle w:val="Compact"/>
       </w:pPr>
@@ -2770,7 +2723,7 @@
       <w:pPr>
         <w:numPr>
           <w:ilvl w:val="0"/>
-          <w:numId w:val="1009"/>
+          <w:numId w:val="1010"/>
         </w:numPr>
         <w:pStyle w:val="Compact"/>
       </w:pPr>
@@ -2795,7 +2748,7 @@
       <w:pPr>
         <w:numPr>
           <w:ilvl w:val="0"/>
-          <w:numId w:val="1009"/>
+          <w:numId w:val="1010"/>
         </w:numPr>
         <w:pStyle w:val="Compact"/>
       </w:pPr>
@@ -2807,14 +2760,14 @@
         <w:t xml:space="preserve">验收判据</w:t>
       </w:r>
       <w:r>
-        <w:t xml:space="preserve">：§1.4 贡献列表已降级为"待检验的假说"；不再以 ✅ 直接标记为已成立的负结果。</w:t>
-      </w:r>
-    </w:p>
-    <w:p>
-      <w:pPr>
-        <w:numPr>
-          <w:ilvl w:val="0"/>
-          <w:numId w:val="1009"/>
+        <w:t xml:space="preserve">：§1.4 贡献列表已降级为"待检验的假说"；不再以 直接标记为已成立的负结果。</w:t>
+      </w:r>
+    </w:p>
+    <w:p>
+      <w:pPr>
+        <w:numPr>
+          <w:ilvl w:val="0"/>
+          <w:numId w:val="1010"/>
         </w:numPr>
         <w:pStyle w:val="Compact"/>
       </w:pPr>
@@ -2885,7 +2838,7 @@
       <w:pPr>
         <w:numPr>
           <w:ilvl w:val="0"/>
-          <w:numId w:val="1009"/>
+          <w:numId w:val="1010"/>
         </w:numPr>
         <w:pStyle w:val="Compact"/>
       </w:pPr>
@@ -2916,7 +2869,7 @@
       <w:pPr>
         <w:numPr>
           <w:ilvl w:val="0"/>
-          <w:numId w:val="1010"/>
+          <w:numId w:val="1011"/>
         </w:numPr>
         <w:pStyle w:val="Compact"/>
       </w:pPr>
@@ -2983,7 +2936,7 @@
       <w:pPr>
         <w:numPr>
           <w:ilvl w:val="0"/>
-          <w:numId w:val="1010"/>
+          <w:numId w:val="1011"/>
         </w:numPr>
         <w:pStyle w:val="Compact"/>
       </w:pPr>
@@ -3008,7 +2961,7 @@
       <w:pPr>
         <w:numPr>
           <w:ilvl w:val="0"/>
-          <w:numId w:val="1010"/>
+          <w:numId w:val="1011"/>
         </w:numPr>
         <w:pStyle w:val="Compact"/>
       </w:pPr>
@@ -3033,7 +2986,7 @@
       <w:pPr>
         <w:numPr>
           <w:ilvl w:val="0"/>
-          <w:numId w:val="1010"/>
+          <w:numId w:val="1011"/>
         </w:numPr>
         <w:pStyle w:val="Compact"/>
       </w:pPr>
@@ -3058,7 +3011,7 @@
       <w:pPr>
         <w:numPr>
           <w:ilvl w:val="0"/>
-          <w:numId w:val="1010"/>
+          <w:numId w:val="1011"/>
         </w:numPr>
         <w:pStyle w:val="Compact"/>
       </w:pPr>
@@ -3083,7 +3036,7 @@
       <w:pPr>
         <w:numPr>
           <w:ilvl w:val="0"/>
-          <w:numId w:val="1010"/>
+          <w:numId w:val="1011"/>
         </w:numPr>
         <w:pStyle w:val="Compact"/>
       </w:pPr>
@@ -3102,7 +3055,7 @@
       <w:pPr>
         <w:numPr>
           <w:ilvl w:val="0"/>
-          <w:numId w:val="1010"/>
+          <w:numId w:val="1011"/>
         </w:numPr>
         <w:pStyle w:val="Compact"/>
       </w:pPr>
@@ -3173,7 +3126,7 @@
       <w:pPr>
         <w:numPr>
           <w:ilvl w:val="0"/>
-          <w:numId w:val="1010"/>
+          <w:numId w:val="1011"/>
         </w:numPr>
         <w:pStyle w:val="Compact"/>
       </w:pPr>
@@ -3197,14 +3150,14 @@
           <w:bCs/>
           <w:b/>
         </w:rPr>
-        <w:t xml:space="preserve">D-2-c · ★ 新增 §6.7.7.1《要把"两难"从假说升格为一般结论，需要什么》</w:t>
-      </w:r>
-    </w:p>
-    <w:p>
-      <w:pPr>
-        <w:numPr>
-          <w:ilvl w:val="0"/>
-          <w:numId w:val="1011"/>
+        <w:t xml:space="preserve">D-2-c · 新增 §6.7.7.1《要把"两难"从假说升格为一般结论，需要什么》</w:t>
+      </w:r>
+    </w:p>
+    <w:p>
+      <w:pPr>
+        <w:numPr>
+          <w:ilvl w:val="0"/>
+          <w:numId w:val="1012"/>
         </w:numPr>
         <w:pStyle w:val="Compact"/>
       </w:pPr>
@@ -3235,7 +3188,7 @@
       <w:pPr>
         <w:numPr>
           <w:ilvl w:val="0"/>
-          <w:numId w:val="1011"/>
+          <w:numId w:val="1012"/>
         </w:numPr>
         <w:pStyle w:val="Compact"/>
       </w:pPr>
@@ -3261,7 +3214,7 @@
       <w:pPr>
         <w:numPr>
           <w:ilvl w:val="0"/>
-          <w:numId w:val="1011"/>
+          <w:numId w:val="1012"/>
         </w:numPr>
         <w:pStyle w:val="Compact"/>
       </w:pPr>
@@ -3315,7 +3268,7 @@
       <w:pPr>
         <w:numPr>
           <w:ilvl w:val="0"/>
-          <w:numId w:val="1011"/>
+          <w:numId w:val="1012"/>
         </w:numPr>
         <w:pStyle w:val="Compact"/>
       </w:pPr>
@@ -3344,7 +3297,7 @@
       <w:pPr>
         <w:numPr>
           <w:ilvl w:val="0"/>
-          <w:numId w:val="1011"/>
+          <w:numId w:val="1012"/>
         </w:numPr>
         <w:pStyle w:val="Compact"/>
       </w:pPr>
@@ -3419,7 +3372,7 @@
       <w:pPr>
         <w:numPr>
           <w:ilvl w:val="0"/>
-          <w:numId w:val="1011"/>
+          <w:numId w:val="1012"/>
         </w:numPr>
         <w:pStyle w:val="Compact"/>
       </w:pPr>
@@ -3431,7 +3384,7 @@
         <w:t xml:space="preserve">执行的是</w:t>
       </w:r>
       <w:r>
-        <w:t xml:space="preserve">：审稿 §六；本稿 §4.6 预注册纪律。</w:t>
+        <w:t xml:space="preserve">：审稿 §六；本稿 §4.6 预注册要求。</w:t>
       </w:r>
     </w:p>
     <w:p>
@@ -3450,7 +3403,7 @@
       <w:pPr>
         <w:numPr>
           <w:ilvl w:val="0"/>
-          <w:numId w:val="1012"/>
+          <w:numId w:val="1013"/>
         </w:numPr>
         <w:pStyle w:val="Compact"/>
       </w:pPr>
@@ -3493,7 +3446,7 @@
       <w:pPr>
         <w:numPr>
           <w:ilvl w:val="0"/>
-          <w:numId w:val="1012"/>
+          <w:numId w:val="1013"/>
         </w:numPr>
         <w:pStyle w:val="Compact"/>
       </w:pPr>
@@ -3518,7 +3471,7 @@
       <w:pPr>
         <w:numPr>
           <w:ilvl w:val="0"/>
-          <w:numId w:val="1012"/>
+          <w:numId w:val="1013"/>
         </w:numPr>
         <w:pStyle w:val="Compact"/>
       </w:pPr>
@@ -3543,7 +3496,7 @@
       <w:pPr>
         <w:numPr>
           <w:ilvl w:val="0"/>
-          <w:numId w:val="1012"/>
+          <w:numId w:val="1013"/>
         </w:numPr>
         <w:pStyle w:val="Compact"/>
       </w:pPr>
@@ -3562,7 +3515,7 @@
       <w:pPr>
         <w:numPr>
           <w:ilvl w:val="0"/>
-          <w:numId w:val="1012"/>
+          <w:numId w:val="1013"/>
         </w:numPr>
         <w:pStyle w:val="Compact"/>
       </w:pPr>
@@ -3637,7 +3590,7 @@
       <w:pPr>
         <w:numPr>
           <w:ilvl w:val="0"/>
-          <w:numId w:val="1012"/>
+          <w:numId w:val="1013"/>
         </w:numPr>
         <w:pStyle w:val="Compact"/>
       </w:pPr>
@@ -3695,7 +3648,7 @@
       <w:pPr>
         <w:numPr>
           <w:ilvl w:val="0"/>
-          <w:numId w:val="1013"/>
+          <w:numId w:val="1014"/>
         </w:numPr>
         <w:pStyle w:val="Compact"/>
       </w:pPr>
@@ -3720,7 +3673,7 @@
       <w:pPr>
         <w:numPr>
           <w:ilvl w:val="0"/>
-          <w:numId w:val="1013"/>
+          <w:numId w:val="1014"/>
         </w:numPr>
         <w:pStyle w:val="Compact"/>
       </w:pPr>
@@ -3738,7 +3691,7 @@
         <w:t xml:space="preserve"> </w:t>
       </w:r>
       <w:r>
-        <w:t xml:space="preserve">&gt; ⇒ 我们据此主张：在创作任务上，</w:t>
+        <w:t xml:space="preserve">&gt; 我们据此主张：在创作任务上，</w:t>
       </w:r>
       <w:r>
         <w:rPr>
@@ -3755,7 +3708,7 @@
       <w:pPr>
         <w:numPr>
           <w:ilvl w:val="0"/>
-          <w:numId w:val="1013"/>
+          <w:numId w:val="1014"/>
         </w:numPr>
         <w:pStyle w:val="Compact"/>
       </w:pPr>
@@ -3773,7 +3726,7 @@
         <w:t xml:space="preserve"> </w:t>
       </w:r>
       <w:r>
-        <w:t xml:space="preserve">&gt; ⇒ ★ 这三项读数</w:t>
+        <w:t xml:space="preserve">&gt; 这三项读数</w:t>
       </w:r>
       <w:r>
         <w:rPr>
@@ -3813,7 +3766,7 @@
         <w:t xml:space="preserve">里有什么</w:t>
       </w:r>
       <w:r>
-        <w:t xml:space="preserve">"，代码通道的"状态变了 ⇒ 产出变了"则是</w:t>
+        <w:t xml:space="preserve">"，代码通道的"状态变了，产出变了"则是</w:t>
       </w:r>
       <w:r>
         <w:rPr>
@@ -3823,10 +3776,7 @@
         <w:t xml:space="preserve">必然成立</w:t>
       </w:r>
       <w:r>
-        <w:t xml:space="preserve"> </w:t>
-      </w:r>
-      <w:r>
-        <w:t xml:space="preserve">⇒ 三者</w:t>
+        <w:t xml:space="preserve">，三者</w:t>
       </w:r>
       <w:r>
         <w:rPr>
@@ -3846,14 +3796,14 @@
         <w:t xml:space="preserve">不是结论，而是构念未对齐</w:t>
       </w:r>
       <w:r>
-        <w:t xml:space="preserve">（读法见 §7.1.1）。⇒ 我们据此主张：…</w:t>
-      </w:r>
-    </w:p>
-    <w:p>
-      <w:pPr>
-        <w:numPr>
-          <w:ilvl w:val="0"/>
-          <w:numId w:val="1013"/>
+        <w:t xml:space="preserve">（读法见 §7.1.1）。我们据此主张：…</w:t>
+      </w:r>
+    </w:p>
+    <w:p>
+      <w:pPr>
+        <w:numPr>
+          <w:ilvl w:val="0"/>
+          <w:numId w:val="1014"/>
         </w:numPr>
         <w:pStyle w:val="Compact"/>
       </w:pPr>
@@ -3872,7 +3822,7 @@
       <w:pPr>
         <w:numPr>
           <w:ilvl w:val="0"/>
-          <w:numId w:val="1013"/>
+          <w:numId w:val="1014"/>
         </w:numPr>
         <w:pStyle w:val="Compact"/>
       </w:pPr>
@@ -3915,7 +3865,7 @@
       <w:pPr>
         <w:numPr>
           <w:ilvl w:val="0"/>
-          <w:numId w:val="1013"/>
+          <w:numId w:val="1014"/>
         </w:numPr>
         <w:pStyle w:val="Compact"/>
       </w:pPr>
@@ -3939,14 +3889,14 @@
           <w:bCs/>
           <w:b/>
         </w:rPr>
-        <w:t xml:space="preserve">D-3-b · ★ 新增 §7.1.1「★ 冲突的正确读法（几何 vs 判官）」</w:t>
-      </w:r>
-    </w:p>
-    <w:p>
-      <w:pPr>
-        <w:numPr>
-          <w:ilvl w:val="0"/>
-          <w:numId w:val="1014"/>
+        <w:t xml:space="preserve">D-3-b · 新增 §7.1.1「 冲突的正确读法（几何 vs 判官）」</w:t>
+      </w:r>
+    </w:p>
+    <w:p>
+      <w:pPr>
+        <w:numPr>
+          <w:ilvl w:val="0"/>
+          <w:numId w:val="1015"/>
         </w:numPr>
         <w:pStyle w:val="Compact"/>
       </w:pPr>
@@ -3977,7 +3927,7 @@
       <w:pPr>
         <w:numPr>
           <w:ilvl w:val="0"/>
-          <w:numId w:val="1014"/>
+          <w:numId w:val="1015"/>
         </w:numPr>
         <w:pStyle w:val="Compact"/>
       </w:pPr>
@@ -4003,7 +3953,7 @@
       <w:pPr>
         <w:numPr>
           <w:ilvl w:val="0"/>
-          <w:numId w:val="1014"/>
+          <w:numId w:val="1015"/>
         </w:numPr>
         <w:pStyle w:val="Compact"/>
       </w:pPr>
@@ -4021,8 +3971,8 @@
     <w:p>
       <w:pPr>
         <w:numPr>
-          <w:ilvl w:val="1"/>
-          <w:numId w:val="1015"/>
+          <w:ilvl w:val="0"/>
+          <w:numId w:val="1016"/>
         </w:numPr>
         <w:pStyle w:val="Compact"/>
       </w:pPr>
@@ -4034,10 +3984,7 @@
         <w:t xml:space="preserve">三个读数各测什么</w:t>
       </w:r>
       <w:r>
-        <w:t xml:space="preserve">（三行表）：代码强制通道 = "状态变了 ⇒ 产出变了" ⇒</w:t>
-      </w:r>
-      <w:r>
-        <w:t xml:space="preserve"> </w:t>
+        <w:t xml:space="preserve">（三行表）：代码强制通道 = "状态变了，产出变了"，</w:t>
       </w:r>
       <w:r>
         <w:rPr>
@@ -4079,8 +4026,8 @@
     <w:p>
       <w:pPr>
         <w:numPr>
-          <w:ilvl w:val="1"/>
-          <w:numId w:val="1015"/>
+          <w:ilvl w:val="0"/>
+          <w:numId w:val="1016"/>
         </w:numPr>
         <w:pStyle w:val="Compact"/>
       </w:pPr>
@@ -4092,14 +4039,14 @@
         <w:t xml:space="preserve">方向相反时的三条"不"</w:t>
       </w:r>
       <w:r>
-        <w:t xml:space="preserve">：❌ 不能取平均；❌ 不能取更强的一方；✅ 只能得出"该构念尚未被这两个测量方法一致地测到"；</w:t>
-      </w:r>
-    </w:p>
-    <w:p>
-      <w:pPr>
-        <w:numPr>
-          <w:ilvl w:val="1"/>
-          <w:numId w:val="1015"/>
+        <w:t xml:space="preserve">：不能取平均；不能取更强的一方；只能得出"该构念尚未被这两个测量方法一致地测到"；</w:t>
+      </w:r>
+    </w:p>
+    <w:p>
+      <w:pPr>
+        <w:numPr>
+          <w:ilvl w:val="0"/>
+          <w:numId w:val="1016"/>
         </w:numPr>
         <w:pStyle w:val="Compact"/>
       </w:pPr>
@@ -4114,14 +4061,14 @@
         <w:t xml:space="preserve">不可分辨</w:t>
       </w:r>
       <w:r>
-        <w:t xml:space="preserve">"纪律同族（不可分辨 = 当前测量不足以把差异与噪声分开）；</w:t>
-      </w:r>
-    </w:p>
-    <w:p>
-      <w:pPr>
-        <w:numPr>
-          <w:ilvl w:val="1"/>
-          <w:numId w:val="1015"/>
+        <w:t xml:space="preserve">"要求同族（不可分辨 = 当前测量不足以把差异与噪声分开）；</w:t>
+      </w:r>
+    </w:p>
+    <w:p>
+      <w:pPr>
+        <w:numPr>
+          <w:ilvl w:val="0"/>
+          <w:numId w:val="1016"/>
         </w:numPr>
         <w:pStyle w:val="Compact"/>
       </w:pPr>
@@ -4160,7 +4107,7 @@
       <w:pPr>
         <w:numPr>
           <w:ilvl w:val="0"/>
-          <w:numId w:val="1014"/>
+          <w:numId w:val="1017"/>
         </w:numPr>
         <w:pStyle w:val="Compact"/>
       </w:pPr>
@@ -4179,7 +4126,7 @@
       <w:pPr>
         <w:numPr>
           <w:ilvl w:val="0"/>
-          <w:numId w:val="1014"/>
+          <w:numId w:val="1017"/>
         </w:numPr>
         <w:pStyle w:val="Compact"/>
       </w:pPr>
@@ -4248,7 +4195,7 @@
       <w:pPr>
         <w:numPr>
           <w:ilvl w:val="0"/>
-          <w:numId w:val="1014"/>
+          <w:numId w:val="1017"/>
         </w:numPr>
         <w:pStyle w:val="Compact"/>
       </w:pPr>
@@ -4279,7 +4226,7 @@
       <w:pPr>
         <w:numPr>
           <w:ilvl w:val="0"/>
-          <w:numId w:val="1016"/>
+          <w:numId w:val="1018"/>
         </w:numPr>
         <w:pStyle w:val="Compact"/>
       </w:pPr>
@@ -4310,7 +4257,7 @@
       <w:pPr>
         <w:numPr>
           <w:ilvl w:val="0"/>
-          <w:numId w:val="1016"/>
+          <w:numId w:val="1018"/>
         </w:numPr>
         <w:pStyle w:val="Compact"/>
       </w:pPr>
@@ -4339,7 +4286,7 @@
       <w:pPr>
         <w:numPr>
           <w:ilvl w:val="0"/>
-          <w:numId w:val="1016"/>
+          <w:numId w:val="1018"/>
         </w:numPr>
         <w:pStyle w:val="Compact"/>
       </w:pPr>
@@ -4364,7 +4311,7 @@
       <w:pPr>
         <w:numPr>
           <w:ilvl w:val="0"/>
-          <w:numId w:val="1016"/>
+          <w:numId w:val="1018"/>
         </w:numPr>
         <w:pStyle w:val="Compact"/>
       </w:pPr>
@@ -4393,7 +4340,7 @@
       <w:pPr>
         <w:numPr>
           <w:ilvl w:val="0"/>
-          <w:numId w:val="1016"/>
+          <w:numId w:val="1018"/>
         </w:numPr>
         <w:pStyle w:val="Compact"/>
       </w:pPr>
@@ -4439,7 +4386,7 @@
       <w:pPr>
         <w:numPr>
           <w:ilvl w:val="0"/>
-          <w:numId w:val="1016"/>
+          <w:numId w:val="1018"/>
         </w:numPr>
         <w:pStyle w:val="Compact"/>
       </w:pPr>
@@ -4480,7 +4427,7 @@
       <w:pPr>
         <w:numPr>
           <w:ilvl w:val="0"/>
-          <w:numId w:val="1017"/>
+          <w:numId w:val="1019"/>
         </w:numPr>
         <w:pStyle w:val="Compact"/>
       </w:pPr>
@@ -4523,7 +4470,7 @@
       <w:pPr>
         <w:numPr>
           <w:ilvl w:val="0"/>
-          <w:numId w:val="1017"/>
+          <w:numId w:val="1019"/>
         </w:numPr>
         <w:pStyle w:val="Compact"/>
       </w:pPr>
@@ -4572,7 +4519,7 @@
       <w:pPr>
         <w:numPr>
           <w:ilvl w:val="0"/>
-          <w:numId w:val="1017"/>
+          <w:numId w:val="1019"/>
         </w:numPr>
         <w:pStyle w:val="Compact"/>
       </w:pPr>
@@ -4597,7 +4544,7 @@
       <w:pPr>
         <w:numPr>
           <w:ilvl w:val="0"/>
-          <w:numId w:val="1017"/>
+          <w:numId w:val="1019"/>
         </w:numPr>
         <w:pStyle w:val="Compact"/>
       </w:pPr>
@@ -4622,7 +4569,7 @@
       <w:pPr>
         <w:numPr>
           <w:ilvl w:val="0"/>
-          <w:numId w:val="1017"/>
+          <w:numId w:val="1019"/>
         </w:numPr>
         <w:pStyle w:val="Compact"/>
       </w:pPr>
@@ -4673,7 +4620,7 @@
       <w:pPr>
         <w:numPr>
           <w:ilvl w:val="0"/>
-          <w:numId w:val="1017"/>
+          <w:numId w:val="1019"/>
         </w:numPr>
         <w:pStyle w:val="Compact"/>
       </w:pPr>
@@ -4719,7 +4666,7 @@
       <w:pPr>
         <w:numPr>
           <w:ilvl w:val="0"/>
-          <w:numId w:val="1017"/>
+          <w:numId w:val="1019"/>
         </w:numPr>
         <w:pStyle w:val="Compact"/>
       </w:pPr>
@@ -4752,13 +4699,13 @@
       </w:r>
     </w:p>
     <w:bookmarkEnd w:id="23"/>
-    <w:bookmarkStart w:id="24" w:name="d-4-跨厂商判官覆盖有限-摘要必须按-6.4-表内的-修正-自查发现审稿人未点"/>
+    <w:bookmarkStart w:id="24" w:name="d-4-跨厂商判官覆盖有限摘要必须按-6.4-表内的-修正-自查发现审稿人未点"/>
     <w:p>
       <w:pPr>
         <w:pStyle w:val="Heading3"/>
       </w:pPr>
       <w:r>
-        <w:t xml:space="preserve">D-4 · 跨厂商判官覆盖有限 ⇒ 摘要必须按 §6.4 表内的 ⚠️ 修正【★ 自查发现，审稿人未点】</w:t>
+        <w:t xml:space="preserve">D-4 · 跨厂商判官覆盖有限，摘要必须按 §6.4 表内的 修正【 自查发现，审稿人未点】</w:t>
       </w:r>
     </w:p>
     <w:p>
@@ -4777,8 +4724,9 @@
       <w:pPr>
         <w:numPr>
           <w:ilvl w:val="0"/>
-          <w:numId w:val="1018"/>
-        </w:numPr>
+          <w:numId w:val="1020"/>
+        </w:numPr>
+        <w:pStyle w:val="Compact"/>
       </w:pPr>
       <w:r>
         <w:rPr>
@@ -4801,8 +4749,9 @@
       <w:pPr>
         <w:numPr>
           <w:ilvl w:val="0"/>
-          <w:numId w:val="1018"/>
-        </w:numPr>
+          <w:numId w:val="1020"/>
+        </w:numPr>
+        <w:pStyle w:val="Compact"/>
       </w:pPr>
       <w:r>
         <w:rPr>
@@ -4828,7 +4777,7 @@
           <w:bCs/>
           <w:b/>
         </w:rPr>
-        <w:t xml:space="preserve">⑤ ★ 双判官交叉验证。</w:t>
+        <w:t xml:space="preserve">⑤ 双判官交叉验证。</w:t>
       </w:r>
       <w:r>
         <w:t xml:space="preserve"> </w:t>
@@ -4844,10 +4793,7 @@
         <w:t xml:space="preserve">三个判官在核心对比上给出完全相同的数字（0胜6负，位置一致率 1.00）</w:t>
       </w:r>
       <w:r>
-        <w:t xml:space="preserve">，方向在六个对比中全部一致 ⇒</w:t>
-      </w:r>
-      <w:r>
-        <w:t xml:space="preserve"> </w:t>
+        <w:t xml:space="preserve">，方向在六个对比中全部一致，</w:t>
       </w:r>
       <w:r>
         <w:rPr>
@@ -4864,8 +4810,9 @@
       <w:pPr>
         <w:numPr>
           <w:ilvl w:val="0"/>
-          <w:numId w:val="1018"/>
-        </w:numPr>
+          <w:numId w:val="1020"/>
+        </w:numPr>
+        <w:pStyle w:val="Compact"/>
       </w:pPr>
       <w:r>
         <w:rPr>
@@ -4891,7 +4838,7 @@
           <w:bCs/>
           <w:b/>
         </w:rPr>
-        <w:t xml:space="preserve">⑤ ★ 双判官交叉验证。</w:t>
+        <w:t xml:space="preserve">⑤ 双判官交叉验证。</w:t>
       </w:r>
       <w:r>
         <w:t xml:space="preserve"> </w:t>
@@ -4999,13 +4946,10 @@
           <w:bCs/>
           <w:b/>
         </w:rPr>
-        <w:t xml:space="preserve">两行有判官的一致率为 0.00 ⇒ 该行不可用</w:t>
-      </w:r>
-      <w:r>
-        <w:t xml:space="preserve">（grok-4.20 在 S-self D1 与 WF-p D2 上）⇒</w:t>
-      </w:r>
-      <w:r>
-        <w:t xml:space="preserve"> </w:t>
+        <w:t xml:space="preserve">两行有判官的一致率为 0.00，该行不可用</w:t>
+      </w:r>
+      <w:r>
+        <w:t xml:space="preserve">（grok-4.20 在 S-self D1 与 WF-p D2 上），</w:t>
       </w:r>
       <w:r>
         <w:rPr>
@@ -5015,10 +4959,7 @@
         <w:t xml:space="preserve">方向一致性的证据强度集中在最强对比上，不是六条全等</w:t>
       </w:r>
       <w:r>
-        <w:t xml:space="preserve">。⚠️</w:t>
-      </w:r>
-      <w:r>
-        <w:t xml:space="preserve"> </w:t>
+        <w:t xml:space="preserve">。</w:t>
       </w:r>
       <w:r>
         <w:rPr>
@@ -5028,13 +4969,7 @@
         <w:t xml:space="preserve">跨厂商判官因额度限制只覆盖 G01 单题</w:t>
       </w:r>
       <w:r>
-        <w:t xml:space="preserve"> </w:t>
-      </w:r>
-      <w:r>
-        <w:t xml:space="preserve">⇒</w:t>
-      </w:r>
-      <w:r>
-        <w:t xml:space="preserve"> </w:t>
+        <w:t xml:space="preserve">，</w:t>
       </w:r>
       <w:r>
         <w:rPr>
@@ -5051,8 +4986,9 @@
       <w:pPr>
         <w:numPr>
           <w:ilvl w:val="0"/>
-          <w:numId w:val="1018"/>
-        </w:numPr>
+          <w:numId w:val="1020"/>
+        </w:numPr>
+        <w:pStyle w:val="Compact"/>
       </w:pPr>
       <w:r>
         <w:rPr>
@@ -5062,7 +4998,7 @@
         <w:t xml:space="preserve">验收判据</w:t>
       </w:r>
       <w:r>
-        <w:t xml:space="preserve">：① 摘要不再出现"六个对比中全部一致"；② 摘要点明"跨厂商只覆盖单题 / 额度限制"；③ 摘要与 §6.4 表内 ⚠️ 行</w:t>
+        <w:t xml:space="preserve">：① 摘要不再出现"六个对比中全部一致"；② 摘要点明"跨厂商只覆盖单题 / 额度限制"；③ 摘要与 §6.4 表内 行</w:t>
       </w:r>
       <w:r>
         <w:rPr>
@@ -5079,8 +5015,9 @@
       <w:pPr>
         <w:numPr>
           <w:ilvl w:val="0"/>
-          <w:numId w:val="1018"/>
-        </w:numPr>
+          <w:numId w:val="1020"/>
+        </w:numPr>
+        <w:pStyle w:val="Compact"/>
       </w:pPr>
       <w:r>
         <w:rPr>
@@ -5167,15 +5104,16 @@
         <w:t xml:space="preserve"> </w:t>
       </w:r>
       <w:r>
-        <w:t xml:space="preserve">逐行比对 6 行 ⇒ 见下表）。</w:t>
-      </w:r>
-    </w:p>
-    <w:p>
-      <w:pPr>
-        <w:numPr>
-          <w:ilvl w:val="0"/>
-          <w:numId w:val="1018"/>
-        </w:numPr>
+        <w:t xml:space="preserve">逐行比对 6 行，见下表）。</w:t>
+      </w:r>
+    </w:p>
+    <w:p>
+      <w:pPr>
+        <w:numPr>
+          <w:ilvl w:val="0"/>
+          <w:numId w:val="1020"/>
+        </w:numPr>
+        <w:pStyle w:val="Compact"/>
       </w:pPr>
       <w:r>
         <w:rPr>
@@ -5210,10 +5148,7 @@
     </w:p>
     <w:p>
       <w:pPr>
-        <w:numPr>
-          <w:ilvl w:val="0"/>
-          <w:numId w:val="1000"/>
-        </w:numPr>
+        <w:pStyle w:val="FirstParagraph"/>
       </w:pPr>
       <w:r>
         <w:rPr>
@@ -5243,10 +5178,6 @@
           <w:tcPr/>
           <w:p>
             <w:pPr>
-              <w:numPr>
-                <w:ilvl w:val="0"/>
-                <w:numId w:val="1000"/>
-              </w:numPr>
               <w:pStyle w:val="Compact"/>
               <w:jc w:val="left"/>
             </w:pPr>
@@ -5259,10 +5190,6 @@
           <w:tcPr/>
           <w:p>
             <w:pPr>
-              <w:numPr>
-                <w:ilvl w:val="0"/>
-                <w:numId w:val="1000"/>
-              </w:numPr>
               <w:pStyle w:val="Compact"/>
               <w:jc w:val="left"/>
             </w:pPr>
@@ -5275,10 +5202,6 @@
           <w:tcPr/>
           <w:p>
             <w:pPr>
-              <w:numPr>
-                <w:ilvl w:val="0"/>
-                <w:numId w:val="1000"/>
-              </w:numPr>
               <w:pStyle w:val="Compact"/>
               <w:jc w:val="left"/>
             </w:pPr>
@@ -5291,10 +5214,6 @@
           <w:tcPr/>
           <w:p>
             <w:pPr>
-              <w:numPr>
-                <w:ilvl w:val="0"/>
-                <w:numId w:val="1000"/>
-              </w:numPr>
               <w:pStyle w:val="Compact"/>
               <w:jc w:val="left"/>
             </w:pPr>
@@ -5309,10 +5228,6 @@
           <w:tcPr/>
           <w:p>
             <w:pPr>
-              <w:numPr>
-                <w:ilvl w:val="0"/>
-                <w:numId w:val="1000"/>
-              </w:numPr>
               <w:pStyle w:val="Compact"/>
               <w:jc w:val="left"/>
             </w:pPr>
@@ -5325,10 +5240,6 @@
           <w:tcPr/>
           <w:p>
             <w:pPr>
-              <w:numPr>
-                <w:ilvl w:val="0"/>
-                <w:numId w:val="1000"/>
-              </w:numPr>
               <w:pStyle w:val="Compact"/>
               <w:jc w:val="left"/>
             </w:pPr>
@@ -5341,10 +5252,6 @@
           <w:tcPr/>
           <w:p>
             <w:pPr>
-              <w:numPr>
-                <w:ilvl w:val="0"/>
-                <w:numId w:val="1000"/>
-              </w:numPr>
               <w:pStyle w:val="Compact"/>
               <w:jc w:val="left"/>
             </w:pPr>
@@ -5357,16 +5264,8 @@
           <w:tcPr/>
           <w:p>
             <w:pPr>
-              <w:numPr>
-                <w:ilvl w:val="0"/>
-                <w:numId w:val="1000"/>
-              </w:numPr>
-              <w:pStyle w:val="Compact"/>
-              <w:jc w:val="left"/>
-            </w:pPr>
-            <w:r>
-              <w:t xml:space="preserve">✔</w:t>
-            </w:r>
+              <w:pStyle w:val="Compact"/>
+            </w:pPr>
           </w:p>
         </w:tc>
       </w:tr>
@@ -5375,10 +5274,6 @@
           <w:tcPr/>
           <w:p>
             <w:pPr>
-              <w:numPr>
-                <w:ilvl w:val="0"/>
-                <w:numId w:val="1000"/>
-              </w:numPr>
               <w:pStyle w:val="Compact"/>
               <w:jc w:val="left"/>
             </w:pPr>
@@ -5391,10 +5286,6 @@
           <w:tcPr/>
           <w:p>
             <w:pPr>
-              <w:numPr>
-                <w:ilvl w:val="0"/>
-                <w:numId w:val="1000"/>
-              </w:numPr>
               <w:pStyle w:val="Compact"/>
               <w:jc w:val="left"/>
             </w:pPr>
@@ -5407,10 +5298,6 @@
           <w:tcPr/>
           <w:p>
             <w:pPr>
-              <w:numPr>
-                <w:ilvl w:val="0"/>
-                <w:numId w:val="1000"/>
-              </w:numPr>
               <w:pStyle w:val="Compact"/>
               <w:jc w:val="left"/>
             </w:pPr>
@@ -5423,16 +5310,8 @@
           <w:tcPr/>
           <w:p>
             <w:pPr>
-              <w:numPr>
-                <w:ilvl w:val="0"/>
-                <w:numId w:val="1000"/>
-              </w:numPr>
-              <w:pStyle w:val="Compact"/>
-              <w:jc w:val="left"/>
-            </w:pPr>
-            <w:r>
-              <w:t xml:space="preserve">✔</w:t>
-            </w:r>
+              <w:pStyle w:val="Compact"/>
+            </w:pPr>
           </w:p>
         </w:tc>
       </w:tr>
@@ -5441,10 +5320,6 @@
           <w:tcPr/>
           <w:p>
             <w:pPr>
-              <w:numPr>
-                <w:ilvl w:val="0"/>
-                <w:numId w:val="1000"/>
-              </w:numPr>
               <w:pStyle w:val="Compact"/>
               <w:jc w:val="left"/>
             </w:pPr>
@@ -5457,10 +5332,6 @@
           <w:tcPr/>
           <w:p>
             <w:pPr>
-              <w:numPr>
-                <w:ilvl w:val="0"/>
-                <w:numId w:val="1000"/>
-              </w:numPr>
               <w:pStyle w:val="Compact"/>
               <w:jc w:val="left"/>
             </w:pPr>
@@ -5473,10 +5344,6 @@
           <w:tcPr/>
           <w:p>
             <w:pPr>
-              <w:numPr>
-                <w:ilvl w:val="0"/>
-                <w:numId w:val="1000"/>
-              </w:numPr>
               <w:pStyle w:val="Compact"/>
               <w:jc w:val="left"/>
             </w:pPr>
@@ -5489,16 +5356,8 @@
           <w:tcPr/>
           <w:p>
             <w:pPr>
-              <w:numPr>
-                <w:ilvl w:val="0"/>
-                <w:numId w:val="1000"/>
-              </w:numPr>
-              <w:pStyle w:val="Compact"/>
-              <w:jc w:val="left"/>
-            </w:pPr>
-            <w:r>
-              <w:t xml:space="preserve">✔</w:t>
-            </w:r>
+              <w:pStyle w:val="Compact"/>
+            </w:pPr>
           </w:p>
         </w:tc>
       </w:tr>
@@ -5507,10 +5366,6 @@
           <w:tcPr/>
           <w:p>
             <w:pPr>
-              <w:numPr>
-                <w:ilvl w:val="0"/>
-                <w:numId w:val="1000"/>
-              </w:numPr>
               <w:pStyle w:val="Compact"/>
               <w:jc w:val="left"/>
             </w:pPr>
@@ -5523,48 +5378,32 @@
           <w:tcPr/>
           <w:p>
             <w:pPr>
-              <w:numPr>
-                <w:ilvl w:val="0"/>
-                <w:numId w:val="1000"/>
-              </w:numPr>
-              <w:pStyle w:val="Compact"/>
-              <w:jc w:val="left"/>
-            </w:pPr>
-            <w:r>
-              <w:t xml:space="preserve">grok-4.20 一致率 0.00 ⚠️ 不可用</w:t>
-            </w:r>
-          </w:p>
-        </w:tc>
-        <w:tc>
-          <w:tcPr/>
-          <w:p>
-            <w:pPr>
-              <w:numPr>
-                <w:ilvl w:val="0"/>
-                <w:numId w:val="1000"/>
-              </w:numPr>
-              <w:pStyle w:val="Compact"/>
-              <w:jc w:val="left"/>
-            </w:pPr>
-            <w:r>
-              <w:t xml:space="preserve">"两行有判官的一致率为 0.00 ⇒ 该行不可用（grok-4.20 在 S-self D1…）"</w:t>
-            </w:r>
-          </w:p>
-        </w:tc>
-        <w:tc>
-          <w:tcPr/>
-          <w:p>
-            <w:pPr>
-              <w:numPr>
-                <w:ilvl w:val="0"/>
-                <w:numId w:val="1000"/>
-              </w:numPr>
-              <w:pStyle w:val="Compact"/>
-              <w:jc w:val="left"/>
-            </w:pPr>
-            <w:r>
-              <w:t xml:space="preserve">✔</w:t>
-            </w:r>
+              <w:pStyle w:val="Compact"/>
+              <w:jc w:val="left"/>
+            </w:pPr>
+            <w:r>
+              <w:t xml:space="preserve">grok-4.20 一致率 0.00 不可用</w:t>
+            </w:r>
+          </w:p>
+        </w:tc>
+        <w:tc>
+          <w:tcPr/>
+          <w:p>
+            <w:pPr>
+              <w:pStyle w:val="Compact"/>
+              <w:jc w:val="left"/>
+            </w:pPr>
+            <w:r>
+              <w:t xml:space="preserve">"两行有判官的一致率为 0.00，该行不可用（grok-4.20 在 S-self D1…）"</w:t>
+            </w:r>
+          </w:p>
+        </w:tc>
+        <w:tc>
+          <w:tcPr/>
+          <w:p>
+            <w:pPr>
+              <w:pStyle w:val="Compact"/>
+            </w:pPr>
           </w:p>
         </w:tc>
       </w:tr>
@@ -5573,10 +5412,6 @@
           <w:tcPr/>
           <w:p>
             <w:pPr>
-              <w:numPr>
-                <w:ilvl w:val="0"/>
-                <w:numId w:val="1000"/>
-              </w:numPr>
               <w:pStyle w:val="Compact"/>
               <w:jc w:val="left"/>
             </w:pPr>
@@ -5589,26 +5424,18 @@
           <w:tcPr/>
           <w:p>
             <w:pPr>
-              <w:numPr>
-                <w:ilvl w:val="0"/>
-                <w:numId w:val="1000"/>
-              </w:numPr>
-              <w:pStyle w:val="Compact"/>
-              <w:jc w:val="left"/>
-            </w:pPr>
-            <w:r>
-              <w:t xml:space="preserve">grok-4.20 一致率 0.00 ⚠️ 不可用</w:t>
-            </w:r>
-          </w:p>
-        </w:tc>
-        <w:tc>
-          <w:tcPr/>
-          <w:p>
-            <w:pPr>
-              <w:numPr>
-                <w:ilvl w:val="0"/>
-                <w:numId w:val="1000"/>
-              </w:numPr>
+              <w:pStyle w:val="Compact"/>
+              <w:jc w:val="left"/>
+            </w:pPr>
+            <w:r>
+              <w:t xml:space="preserve">grok-4.20 一致率 0.00 不可用</w:t>
+            </w:r>
+          </w:p>
+        </w:tc>
+        <w:tc>
+          <w:tcPr/>
+          <w:p>
+            <w:pPr>
               <w:pStyle w:val="Compact"/>
               <w:jc w:val="left"/>
             </w:pPr>
@@ -5621,16 +5448,8 @@
           <w:tcPr/>
           <w:p>
             <w:pPr>
-              <w:numPr>
-                <w:ilvl w:val="0"/>
-                <w:numId w:val="1000"/>
-              </w:numPr>
-              <w:pStyle w:val="Compact"/>
-              <w:jc w:val="left"/>
-            </w:pPr>
-            <w:r>
-              <w:t xml:space="preserve">✔</w:t>
-            </w:r>
+              <w:pStyle w:val="Compact"/>
+            </w:pPr>
           </w:p>
         </w:tc>
       </w:tr>
@@ -5639,10 +5458,6 @@
           <w:tcPr/>
           <w:p>
             <w:pPr>
-              <w:numPr>
-                <w:ilvl w:val="0"/>
-                <w:numId w:val="1000"/>
-              </w:numPr>
               <w:pStyle w:val="Compact"/>
               <w:jc w:val="left"/>
             </w:pPr>
@@ -5655,10 +5470,6 @@
           <w:tcPr/>
           <w:p>
             <w:pPr>
-              <w:numPr>
-                <w:ilvl w:val="0"/>
-                <w:numId w:val="1000"/>
-              </w:numPr>
               <w:pStyle w:val="Compact"/>
               <w:jc w:val="left"/>
             </w:pPr>
@@ -5671,10 +5482,6 @@
           <w:tcPr/>
           <w:p>
             <w:pPr>
-              <w:numPr>
-                <w:ilvl w:val="0"/>
-                <w:numId w:val="1000"/>
-              </w:numPr>
               <w:pStyle w:val="Compact"/>
               <w:jc w:val="left"/>
             </w:pPr>
@@ -5687,23 +5494,15 @@
           <w:tcPr/>
           <w:p>
             <w:pPr>
-              <w:numPr>
-                <w:ilvl w:val="0"/>
-                <w:numId w:val="1000"/>
-              </w:numPr>
-              <w:pStyle w:val="Compact"/>
-              <w:jc w:val="left"/>
-            </w:pPr>
-            <w:r>
-              <w:t xml:space="preserve">✔</w:t>
-            </w:r>
+              <w:pStyle w:val="Compact"/>
+            </w:pPr>
           </w:p>
         </w:tc>
       </w:tr>
     </w:tbl>
     <w:p>
       <w:pPr>
-        <w:pStyle w:val="FirstParagraph"/>
+        <w:pStyle w:val="BodyText"/>
       </w:pPr>
       <w:r>
         <w:rPr>
@@ -5717,7 +5516,7 @@
       <w:pPr>
         <w:numPr>
           <w:ilvl w:val="0"/>
-          <w:numId w:val="1019"/>
+          <w:numId w:val="1021"/>
         </w:numPr>
         <w:pStyle w:val="Compact"/>
       </w:pPr>
@@ -5760,7 +5559,7 @@
       <w:pPr>
         <w:numPr>
           <w:ilvl w:val="0"/>
-          <w:numId w:val="1019"/>
+          <w:numId w:val="1021"/>
         </w:numPr>
         <w:pStyle w:val="Compact"/>
       </w:pPr>
@@ -5772,7 +5571,7 @@
         <w:t xml:space="preserve">改前</w:t>
       </w:r>
       <w:r>
-        <w:t xml:space="preserve">：只写"核心结论在三个判官上方向一致…⇒ 这说明该方向</w:t>
+        <w:t xml:space="preserve">：只写"核心结论在三个判官上方向一致…，这说明该方向</w:t>
       </w:r>
       <w:r>
         <w:rPr>
@@ -5789,7 +5588,7 @@
       <w:pPr>
         <w:numPr>
           <w:ilvl w:val="0"/>
-          <w:numId w:val="1019"/>
+          <w:numId w:val="1021"/>
         </w:numPr>
         <w:pStyle w:val="Compact"/>
       </w:pPr>
@@ -5811,7 +5610,7 @@
         <w:t xml:space="preserve">保留</w:t>
       </w:r>
       <w:r>
-        <w:t xml:space="preserve">原三句（含 ⚠️"多题证据依赖同源判官，这是本文最大的效度缺口"），</w:t>
+        <w:t xml:space="preserve">原三句（含 "多题证据依赖同源判官，这是本文最大的效度缺口"），</w:t>
       </w:r>
       <w:r>
         <w:rPr>
@@ -5827,7 +5626,7 @@
         <w:t xml:space="preserve"> </w:t>
       </w:r>
       <w:r>
-        <w:t xml:space="preserve">&gt; ⇒ ★★</w:t>
+        <w:t xml:space="preserve">&gt;</w:t>
       </w:r>
       <w:r>
         <w:t xml:space="preserve"> </w:t>
@@ -5906,7 +5705,7 @@
           <w:bCs/>
           <w:b/>
         </w:rPr>
-        <w:t xml:space="preserve">S-self D1 与 WF-p D2 两行有判官一致率为 0.00 ⇒ 该行不可用</w:t>
+        <w:t xml:space="preserve">S-self D1 与 WF-p D2 两行有判官一致率为 0.00，该行不可用</w:t>
       </w:r>
       <w:r>
         <w:t xml:space="preserve">（grok-4.20）；</w:t>
@@ -5919,13 +5718,13 @@
         <w:t xml:space="preserve">WF-p D3 行</w:t>
       </w:r>
       <w:r>
-        <w:t xml:space="preserve">三个判官的位置一致率为 0.33 / 0.33 / 0.67 ⇒ 方向一致但强度较弱。</w:t>
-      </w:r>
-      <w:r>
-        <w:t xml:space="preserve"> </w:t>
-      </w:r>
-      <w:r>
-        <w:t xml:space="preserve">&gt; ⇒ ⇒ ★</w:t>
+        <w:t xml:space="preserve">三个判官的位置一致率为 0.33 / 0.33 / 0.67，方向一致但强度较弱。</w:t>
+      </w:r>
+      <w:r>
+        <w:t xml:space="preserve"> </w:t>
+      </w:r>
+      <w:r>
+        <w:t xml:space="preserve">&gt;</w:t>
       </w:r>
       <w:r>
         <w:t xml:space="preserve"> </w:t>
@@ -5948,7 +5747,7 @@
           <w:bCs/>
           <w:b/>
         </w:rPr>
-        <w:t xml:space="preserve">WF-p D1 为 0.000 ⇒ 不可用</w:t>
+        <w:t xml:space="preserve">WF-p D1 为 0.000，不可用</w:t>
       </w:r>
       <w:r>
         <w:t xml:space="preserve">）。</w:t>
@@ -5958,7 +5757,7 @@
       <w:pPr>
         <w:numPr>
           <w:ilvl w:val="0"/>
-          <w:numId w:val="1019"/>
+          <w:numId w:val="1021"/>
         </w:numPr>
         <w:pStyle w:val="Compact"/>
       </w:pPr>
@@ -5970,7 +5769,7 @@
         <w:t xml:space="preserve">验收判据</w:t>
       </w:r>
       <w:r>
-        <w:t xml:space="preserve">：§6.4 结论段与表内 ⚠️ 行一致；"最大效度缺口"句</w:t>
+        <w:t xml:space="preserve">：§6.4 结论段与表内 行一致；"最大效度缺口"句</w:t>
       </w:r>
       <w:r>
         <w:rPr>
@@ -5987,7 +5786,7 @@
       <w:pPr>
         <w:numPr>
           <w:ilvl w:val="0"/>
-          <w:numId w:val="1019"/>
+          <w:numId w:val="1021"/>
         </w:numPr>
         <w:pStyle w:val="Compact"/>
       </w:pPr>
@@ -6076,7 +5875,7 @@
       <w:pPr>
         <w:numPr>
           <w:ilvl w:val="0"/>
-          <w:numId w:val="1019"/>
+          <w:numId w:val="1021"/>
         </w:numPr>
         <w:pStyle w:val="Compact"/>
       </w:pPr>
@@ -6124,8 +5923,9 @@
       <w:pPr>
         <w:numPr>
           <w:ilvl w:val="0"/>
-          <w:numId w:val="1020"/>
-        </w:numPr>
+          <w:numId w:val="1022"/>
+        </w:numPr>
+        <w:pStyle w:val="Compact"/>
       </w:pPr>
       <w:r>
         <w:rPr>
@@ -6163,8 +5963,9 @@
       <w:pPr>
         <w:numPr>
           <w:ilvl w:val="0"/>
-          <w:numId w:val="1020"/>
-        </w:numPr>
+          <w:numId w:val="1022"/>
+        </w:numPr>
+        <w:pStyle w:val="Compact"/>
       </w:pPr>
       <w:r>
         <w:rPr>
@@ -6206,8 +6007,9 @@
       <w:pPr>
         <w:numPr>
           <w:ilvl w:val="0"/>
-          <w:numId w:val="1020"/>
-        </w:numPr>
+          <w:numId w:val="1022"/>
+        </w:numPr>
+        <w:pStyle w:val="Compact"/>
       </w:pPr>
       <w:r>
         <w:rPr>
@@ -6264,10 +6066,6 @@
           <w:tcPr/>
           <w:p>
             <w:pPr>
-              <w:numPr>
-                <w:ilvl w:val="0"/>
-                <w:numId w:val="1000"/>
-              </w:numPr>
               <w:pStyle w:val="Compact"/>
               <w:jc w:val="left"/>
             </w:pPr>
@@ -6280,10 +6078,6 @@
           <w:tcPr/>
           <w:p>
             <w:pPr>
-              <w:numPr>
-                <w:ilvl w:val="0"/>
-                <w:numId w:val="1000"/>
-              </w:numPr>
               <w:pStyle w:val="Compact"/>
               <w:jc w:val="left"/>
             </w:pPr>
@@ -6296,10 +6090,6 @@
           <w:tcPr/>
           <w:p>
             <w:pPr>
-              <w:numPr>
-                <w:ilvl w:val="0"/>
-                <w:numId w:val="1000"/>
-              </w:numPr>
               <w:pStyle w:val="Compact"/>
               <w:jc w:val="left"/>
             </w:pPr>
@@ -6314,10 +6104,6 @@
           <w:tcPr/>
           <w:p>
             <w:pPr>
-              <w:numPr>
-                <w:ilvl w:val="0"/>
-                <w:numId w:val="1000"/>
-              </w:numPr>
               <w:pStyle w:val="Compact"/>
               <w:jc w:val="left"/>
             </w:pPr>
@@ -6334,10 +6120,6 @@
           <w:tcPr/>
           <w:p>
             <w:pPr>
-              <w:numPr>
-                <w:ilvl w:val="0"/>
-                <w:numId w:val="1000"/>
-              </w:numPr>
               <w:pStyle w:val="Compact"/>
               <w:jc w:val="left"/>
             </w:pPr>
@@ -6353,15 +6135,11 @@
           <w:tcPr/>
           <w:p>
             <w:pPr>
-              <w:numPr>
-                <w:ilvl w:val="0"/>
-                <w:numId w:val="1000"/>
-              </w:numPr>
-              <w:pStyle w:val="Compact"/>
-              <w:jc w:val="left"/>
-            </w:pPr>
-            <w:r>
-              <w:t xml:space="preserve">§6.3 / §6.4 判官读数的外部效度 ⇒"该方向不是某个判官家族的偏好"（§7.6；§7.6 已写明同源判官</w:t>
+              <w:pStyle w:val="Compact"/>
+              <w:jc w:val="left"/>
+            </w:pPr>
+            <w:r>
+              <w:t xml:space="preserve">§6.3 / §6.4 判官读数的外部效度，"该方向不是某个判官家族的偏好"（§7.6；§7.6 已写明同源判官</w:t>
             </w:r>
             <w:r>
               <w:rPr>
@@ -6371,10 +6149,7 @@
               <w:t xml:space="preserve">共享风格</w:t>
             </w:r>
             <w:r>
-              <w:t xml:space="preserve"> </w:t>
-            </w:r>
-            <w:r>
-              <w:t xml:space="preserve">⇒ 方向一致</w:t>
+              <w:t xml:space="preserve">，方向一致</w:t>
             </w:r>
             <w:r>
               <w:rPr>
@@ -6394,10 +6169,6 @@
           <w:tcPr/>
           <w:p>
             <w:pPr>
-              <w:numPr>
-                <w:ilvl w:val="0"/>
-                <w:numId w:val="1000"/>
-              </w:numPr>
               <w:pStyle w:val="Compact"/>
               <w:jc w:val="left"/>
             </w:pPr>
@@ -6414,10 +6185,6 @@
           <w:tcPr/>
           <w:p>
             <w:pPr>
-              <w:numPr>
-                <w:ilvl w:val="0"/>
-                <w:numId w:val="1000"/>
-              </w:numPr>
               <w:pStyle w:val="Compact"/>
               <w:jc w:val="left"/>
             </w:pPr>
@@ -6445,15 +6212,11 @@
           <w:tcPr/>
           <w:p>
             <w:pPr>
-              <w:numPr>
-                <w:ilvl w:val="0"/>
-                <w:numId w:val="1000"/>
-              </w:numPr>
-              <w:pStyle w:val="Compact"/>
-              <w:jc w:val="left"/>
-            </w:pPr>
-            <w:r>
-              <w:t xml:space="preserve">§6.3 多题读数（现由同源判官承担）⇒"方向在 3 题上一致"与 §10 结论第一、三条</w:t>
+              <w:pStyle w:val="Compact"/>
+              <w:jc w:val="left"/>
+            </w:pPr>
+            <w:r>
+              <w:t xml:space="preserve">§6.3 多题读数（现由同源判官承担），"方向在 3 题上一致"与 §10 结论第一、三条</w:t>
             </w:r>
           </w:p>
         </w:tc>
@@ -6463,10 +6226,6 @@
           <w:tcPr/>
           <w:p>
             <w:pPr>
-              <w:numPr>
-                <w:ilvl w:val="0"/>
-                <w:numId w:val="1000"/>
-              </w:numPr>
               <w:pStyle w:val="Compact"/>
               <w:jc w:val="left"/>
             </w:pPr>
@@ -6483,10 +6242,6 @@
           <w:tcPr/>
           <w:p>
             <w:pPr>
-              <w:numPr>
-                <w:ilvl w:val="0"/>
-                <w:numId w:val="1000"/>
-              </w:numPr>
               <w:pStyle w:val="Compact"/>
               <w:jc w:val="left"/>
             </w:pPr>
@@ -6502,15 +6257,11 @@
           <w:tcPr/>
           <w:p>
             <w:pPr>
-              <w:numPr>
-                <w:ilvl w:val="0"/>
-                <w:numId w:val="1000"/>
-              </w:numPr>
-              <w:pStyle w:val="Compact"/>
-              <w:jc w:val="left"/>
-            </w:pPr>
-            <w:r>
-              <w:t xml:space="preserve">D1–D3 作为"驱动"代理指标的有效性 ⇒ §6.3 / §10 结论第三条的</w:t>
+              <w:pStyle w:val="Compact"/>
+              <w:jc w:val="left"/>
+            </w:pPr>
+            <w:r>
+              <w:t xml:space="preserve">D1–D3 作为"驱动"代理指标的有效性，§6.3 / §10 结论第三条的</w:t>
             </w:r>
             <w:r>
               <w:rPr>
@@ -6530,7 +6281,7 @@
               <w:t xml:space="preserve">已知不对应</w:t>
             </w:r>
             <w:r>
-              <w:t xml:space="preserve">"驱动"的代理读数也给出同样分离 ⇒ 分离可能来自长度 / 体裁等混淆）</w:t>
+              <w:t xml:space="preserve">"驱动"的代理读数也给出同样分离，分离可能来自长度 / 体裁等混淆）</w:t>
             </w:r>
           </w:p>
         </w:tc>
@@ -6538,10 +6289,7 @@
     </w:tbl>
     <w:p>
       <w:pPr>
-        <w:numPr>
-          <w:ilvl w:val="0"/>
-          <w:numId w:val="1000"/>
-        </w:numPr>
+        <w:pStyle w:val="BodyText"/>
       </w:pPr>
       <w:r>
         <w:t xml:space="preserve">末句：</w:t>
@@ -6552,14 +6300,15 @@
         </w:rPr>
         <w:t xml:space="preserve">⚠️ 这三项**不影响** §6.1（反馈通路，零判官读数）、§4.4（恒真判据的逻辑）与 §7.2（判官失效模式的量化）这三条结论的**成立**；它们影响的是**上述涉及判官读数与构念解释的结论的适用范围**。</w:t>
       </w:r>
-    </w:p>
-    <w:p>
-      <w:pPr>
-        <w:numPr>
-          <w:ilvl w:val="0"/>
-          <w:numId w:val="1020"/>
-        </w:numPr>
-      </w:pPr>
+      <w:r>
+        <w:t xml:space="preserve"> </w:t>
+      </w:r>
+      <w:r>
+        <w:t xml:space="preserve">-</w:t>
+      </w:r>
+      <w:r>
+        <w:t xml:space="preserve"> </w:t>
+      </w:r>
       <w:r>
         <w:rPr>
           <w:bCs/>
@@ -6582,14 +6331,15 @@
       <w:r>
         <w:t xml:space="preserve">。</w:t>
       </w:r>
-    </w:p>
-    <w:p>
-      <w:pPr>
-        <w:numPr>
-          <w:ilvl w:val="0"/>
-          <w:numId w:val="1020"/>
-        </w:numPr>
-      </w:pPr>
+      <w:r>
+        <w:t xml:space="preserve"> </w:t>
+      </w:r>
+      <w:r>
+        <w:t xml:space="preserve">-</w:t>
+      </w:r>
+      <w:r>
+        <w:t xml:space="preserve"> </w:t>
+      </w:r>
       <w:r>
         <w:rPr>
           <w:bCs/>
@@ -6720,14 +6470,15 @@
       <w:r>
         <w:t xml:space="preserve">（改前 7）。</w:t>
       </w:r>
-    </w:p>
-    <w:p>
-      <w:pPr>
-        <w:numPr>
-          <w:ilvl w:val="0"/>
-          <w:numId w:val="1020"/>
-        </w:numPr>
-      </w:pPr>
+      <w:r>
+        <w:t xml:space="preserve"> </w:t>
+      </w:r>
+      <w:r>
+        <w:t xml:space="preserve">-</w:t>
+      </w:r>
+      <w:r>
+        <w:t xml:space="preserve"> </w:t>
+      </w:r>
       <w:r>
         <w:rPr>
           <w:bCs/>
@@ -6741,6 +6492,421 @@
     </w:p>
     <w:p>
       <w:pPr>
+        <w:pStyle w:val="BodyText"/>
+      </w:pPr>
+      <w:r>
+        <w:rPr>
+          <w:bCs/>
+          <w:b/>
+        </w:rPr>
+        <w:t xml:space="preserve">D-5-b · 新增 §9「未来工作（不属于本文证据）」（原 §9 结论顺延为 §10）</w:t>
+      </w:r>
+    </w:p>
+    <w:p>
+      <w:pPr>
+        <w:numPr>
+          <w:ilvl w:val="0"/>
+          <w:numId w:val="1023"/>
+        </w:numPr>
+        <w:pStyle w:val="Compact"/>
+      </w:pPr>
+      <w:r>
+        <w:rPr>
+          <w:bCs/>
+          <w:b/>
+        </w:rPr>
+        <w:t xml:space="preserve">定位</w:t>
+      </w:r>
+      <w:r>
+        <w:t xml:space="preserve">：改后</w:t>
+      </w:r>
+      <w:r>
+        <w:t xml:space="preserve"> </w:t>
+      </w:r>
+      <w:r>
+        <w:rPr>
+          <w:rStyle w:val="VerbatimChar"/>
+        </w:rPr>
+        <w:t xml:space="preserve">:628-642</w:t>
+      </w:r>
+      <w:r>
+        <w:t xml:space="preserve">（新增）；结论标题改前</w:t>
+      </w:r>
+      <w:r>
+        <w:t xml:space="preserve"> </w:t>
+      </w:r>
+      <w:r>
+        <w:rPr>
+          <w:rStyle w:val="VerbatimChar"/>
+        </w:rPr>
+        <w:t xml:space="preserve">:527</w:t>
+      </w:r>
+      <w:r>
+        <w:t xml:space="preserve"> </w:t>
+      </w:r>
+      <w:r>
+        <w:t xml:space="preserve">→ 改后</w:t>
+      </w:r>
+      <w:r>
+        <w:t xml:space="preserve"> </w:t>
+      </w:r>
+      <w:r>
+        <w:rPr>
+          <w:rStyle w:val="VerbatimChar"/>
+        </w:rPr>
+        <w:t xml:space="preserve">:646</w:t>
+      </w:r>
+    </w:p>
+    <w:p>
+      <w:pPr>
+        <w:numPr>
+          <w:ilvl w:val="0"/>
+          <w:numId w:val="1023"/>
+        </w:numPr>
+        <w:pStyle w:val="Compact"/>
+      </w:pPr>
+      <w:r>
+        <w:rPr>
+          <w:bCs/>
+          <w:b/>
+        </w:rPr>
+        <w:t xml:space="preserve">改前</w:t>
+      </w:r>
+      <w:r>
+        <w:t xml:space="preserve">：待完成项只散落在附录 C 的 5 行；正文无集中区块。</w:t>
+      </w:r>
+    </w:p>
+    <w:p>
+      <w:pPr>
+        <w:numPr>
+          <w:ilvl w:val="0"/>
+          <w:numId w:val="1023"/>
+        </w:numPr>
+        <w:pStyle w:val="Compact"/>
+      </w:pPr>
+      <w:r>
+        <w:rPr>
+          <w:bCs/>
+          <w:b/>
+        </w:rPr>
+        <w:t xml:space="preserve">改后</w:t>
+      </w:r>
+      <w:r>
+        <w:t xml:space="preserve">：</w:t>
+      </w:r>
+      <w:r>
+        <w:rPr>
+          <w:bCs/>
+          <w:b/>
+        </w:rPr>
+        <w:t xml:space="preserve">九条</w:t>
+      </w:r>
+      <w:r>
+        <w:t xml:space="preserve">未做项集中表，列为「# | 未做项 | 状态 |</w:t>
+      </w:r>
+      <w:r>
+        <w:t xml:space="preserve"> </w:t>
+      </w:r>
+      <w:r>
+        <w:rPr>
+          <w:bCs/>
+          <w:b/>
+        </w:rPr>
+        <w:t xml:space="preserve">是否影响本文核心结论</w:t>
+      </w:r>
+      <w:r>
+        <w:t xml:space="preserve"> </w:t>
+      </w:r>
+      <w:r>
+        <w:t xml:space="preserve">| 承载位置」，并在节首声明"</w:t>
+      </w:r>
+      <w:r>
+        <w:rPr>
+          <w:bCs/>
+          <w:b/>
+        </w:rPr>
+        <w:t xml:space="preserve">本节全部内容都不是本文的证据</w:t>
+      </w:r>
+      <w:r>
+        <w:t xml:space="preserve">"。</w:t>
+      </w:r>
+    </w:p>
+    <w:p>
+      <w:pPr>
+        <w:numPr>
+          <w:ilvl w:val="0"/>
+          <w:numId w:val="1023"/>
+        </w:numPr>
+        <w:pStyle w:val="Compact"/>
+      </w:pPr>
+      <w:r>
+        <w:rPr>
+          <w:bCs/>
+          <w:b/>
+        </w:rPr>
+        <w:t xml:space="preserve">验收判据</w:t>
+      </w:r>
+      <w:r>
+        <w:t xml:space="preserve">：① 存在 §9 区块；② 体例与 C-4/X-3 一致（标题句式「§9 未来工作（不属于本文证据）」＋「是否影响本文核心结论」列）；③ 原 §9 结论顺延为 §10，全文无残留的"§9 结论"引用。</w:t>
+      </w:r>
+    </w:p>
+    <w:p>
+      <w:pPr>
+        <w:numPr>
+          <w:ilvl w:val="0"/>
+          <w:numId w:val="1023"/>
+        </w:numPr>
+        <w:pStyle w:val="Compact"/>
+      </w:pPr>
+      <w:r>
+        <w:rPr>
+          <w:bCs/>
+          <w:b/>
+        </w:rPr>
+        <w:t xml:space="preserve">自查</w:t>
+      </w:r>
+      <w:r>
+        <w:t xml:space="preserve">：</w:t>
+      </w:r>
+    </w:p>
+    <w:p>
+      <w:pPr>
+        <w:numPr>
+          <w:ilvl w:val="0"/>
+          <w:numId w:val="1023"/>
+        </w:numPr>
+        <w:pStyle w:val="Compact"/>
+      </w:pPr>
+      <w:r>
+        <w:rPr>
+          <w:rStyle w:val="VerbatimChar"/>
+        </w:rPr>
+        <w:t xml:space="preserve">grep -n "^## 9 未来工作（不属于本文证据）" $F</w:t>
+      </w:r>
+      <w:r>
+        <w:t xml:space="preserve"> </w:t>
+      </w:r>
+      <w:r>
+        <w:t xml:space="preserve">→</w:t>
+      </w:r>
+      <w:r>
+        <w:t xml:space="preserve"> </w:t>
+      </w:r>
+      <w:r>
+        <w:rPr>
+          <w:rStyle w:val="VerbatimChar"/>
+        </w:rPr>
+        <w:t xml:space="preserve">:628</w:t>
+      </w:r>
+      <w:r>
+        <w:t xml:space="preserve"> </w:t>
+      </w:r>
+      <w:r>
+        <w:t xml:space="preserve">命中；</w:t>
+      </w:r>
+      <w:r>
+        <w:rPr>
+          <w:rStyle w:val="VerbatimChar"/>
+        </w:rPr>
+        <w:t xml:space="preserve">grep -n "^## 10 结论" $F</w:t>
+      </w:r>
+      <w:r>
+        <w:t xml:space="preserve"> </w:t>
+      </w:r>
+      <w:r>
+        <w:t xml:space="preserve">→</w:t>
+      </w:r>
+      <w:r>
+        <w:t xml:space="preserve"> </w:t>
+      </w:r>
+      <w:r>
+        <w:rPr>
+          <w:rStyle w:val="VerbatimChar"/>
+        </w:rPr>
+        <w:t xml:space="preserve">:646</w:t>
+      </w:r>
+      <w:r>
+        <w:t xml:space="preserve"> </w:t>
+      </w:r>
+      <w:r>
+        <w:t xml:space="preserve">命中；</w:t>
+      </w:r>
+    </w:p>
+    <w:p>
+      <w:pPr>
+        <w:numPr>
+          <w:ilvl w:val="0"/>
+          <w:numId w:val="1023"/>
+        </w:numPr>
+        <w:pStyle w:val="Compact"/>
+      </w:pPr>
+      <w:r>
+        <w:rPr>
+          <w:rStyle w:val="VerbatimChar"/>
+        </w:rPr>
+        <w:t xml:space="preserve">grep -n "§9" $F</w:t>
+      </w:r>
+      <w:r>
+        <w:t xml:space="preserve"> </w:t>
+      </w:r>
+      <w:r>
+        <w:t xml:space="preserve">→</w:t>
+      </w:r>
+      <w:r>
+        <w:t xml:space="preserve"> </w:t>
+      </w:r>
+      <w:r>
+        <w:rPr>
+          <w:rStyle w:val="VerbatimChar"/>
+        </w:rPr>
+        <w:t xml:space="preserve">:619, 472, 530, 636, 638, 639, 640, 664</w:t>
+      </w:r>
+      <w:r>
+        <w:t xml:space="preserve"> </w:t>
+      </w:r>
+      <w:r>
+        <w:t xml:space="preserve">全部指向</w:t>
+      </w:r>
+      <w:r>
+        <w:rPr>
+          <w:bCs/>
+          <w:b/>
+        </w:rPr>
+        <w:t xml:space="preserve">新的 §9 未来工作</w:t>
+      </w:r>
+      <w:r>
+        <w:t xml:space="preserve">（无一指向结论）；</w:t>
+      </w:r>
+    </w:p>
+    <w:p>
+      <w:pPr>
+        <w:numPr>
+          <w:ilvl w:val="0"/>
+          <w:numId w:val="1023"/>
+        </w:numPr>
+        <w:pStyle w:val="Compact"/>
+      </w:pPr>
+      <w:r>
+        <w:rPr>
+          <w:rStyle w:val="VerbatimChar"/>
+        </w:rPr>
+        <w:t xml:space="preserve">grep -n "§10 结论" $F</w:t>
+      </w:r>
+      <w:r>
+        <w:t xml:space="preserve"> </w:t>
+      </w:r>
+      <w:r>
+        <w:t xml:space="preserve">→</w:t>
+      </w:r>
+      <w:r>
+        <w:t xml:space="preserve"> </w:t>
+      </w:r>
+      <w:r>
+        <w:rPr>
+          <w:rStyle w:val="VerbatimChar"/>
+        </w:rPr>
+        <w:t xml:space="preserve">:619, 620, 636</w:t>
+      </w:r>
+      <w:r>
+        <w:t xml:space="preserve"> </w:t>
+      </w:r>
+      <w:r>
+        <w:t xml:space="preserve">三处指向新编号，</w:t>
+      </w:r>
+      <w:r>
+        <w:rPr>
+          <w:bCs/>
+          <w:b/>
+        </w:rPr>
+        <w:t xml:space="preserve">无误指</w:t>
+      </w:r>
+      <w:r>
+        <w:t xml:space="preserve">；</w:t>
+      </w:r>
+    </w:p>
+    <w:p>
+      <w:pPr>
+        <w:numPr>
+          <w:ilvl w:val="0"/>
+          <w:numId w:val="1023"/>
+        </w:numPr>
+        <w:pStyle w:val="Compact"/>
+      </w:pPr>
+      <w:r>
+        <w:t xml:space="preserve">改前全文</w:t>
+      </w:r>
+      <w:r>
+        <w:t xml:space="preserve"> </w:t>
+      </w:r>
+      <w:r>
+        <w:rPr>
+          <w:rStyle w:val="VerbatimChar"/>
+        </w:rPr>
+        <w:t xml:space="preserve">grep -c "§9"</w:t>
+      </w:r>
+      <w:r>
+        <w:t xml:space="preserve"> </w:t>
+      </w:r>
+      <w:r>
+        <w:t xml:space="preserve">=</w:t>
+      </w:r>
+      <w:r>
+        <w:t xml:space="preserve"> </w:t>
+      </w:r>
+      <w:r>
+        <w:rPr>
+          <w:bCs/>
+          <w:b/>
+        </w:rPr>
+        <w:t xml:space="preserve">0</w:t>
+      </w:r>
+      <w:r>
+        <w:t xml:space="preserve">（原文件没有任何"§9"交叉引用），</w:t>
+      </w:r>
+      <w:r>
+        <w:rPr>
+          <w:bCs/>
+          <w:b/>
+        </w:rPr>
+        <w:t xml:space="preserve">重编号未产生悬挂引用</w:t>
+      </w:r>
+      <w:r>
+        <w:t xml:space="preserve">。</w:t>
+      </w:r>
+    </w:p>
+    <w:p>
+      <w:pPr>
+        <w:numPr>
+          <w:ilvl w:val="0"/>
+          <w:numId w:val="1023"/>
+        </w:numPr>
+        <w:pStyle w:val="Compact"/>
+      </w:pPr>
+      <w:r>
+        <w:rPr>
+          <w:bCs/>
+          <w:b/>
+        </w:rPr>
+        <w:t xml:space="preserve">执行的是</w:t>
+      </w:r>
+      <w:r>
+        <w:t xml:space="preserve">：审稿 §七·问题三；规格 C-4 / X-3 的统一体例；G2（</w:t>
+      </w:r>
+      <w:r>
+        <w:rPr>
+          <w:rStyle w:val="VerbatimChar"/>
+        </w:rPr>
+        <w:t xml:space="preserve">【待完成】</w:t>
+      </w:r>
+      <w:r>
+        <w:t xml:space="preserve"> </w:t>
+      </w:r>
+      <w:r>
+        <w:t xml:space="preserve">标记全部保留，未删除）。</w:t>
+      </w:r>
+    </w:p>
+    <w:p>
+      <w:pPr>
         <w:pStyle w:val="FirstParagraph"/>
       </w:pPr>
       <w:r>
@@ -6748,14 +6914,29 @@
           <w:bCs/>
           <w:b/>
         </w:rPr>
-        <w:t xml:space="preserve">D-5-b · ★ 新增 §9「未来工作（不属于本文证据）」（原 §9 结论顺延为 §10）</w:t>
-      </w:r>
-    </w:p>
-    <w:p>
-      <w:pPr>
-        <w:numPr>
-          <w:ilvl w:val="0"/>
-          <w:numId w:val="1021"/>
+        <w:t xml:space="preserve">D-5-c · 附录 C 数字台账新增三行</w:t>
+      </w:r>
+      <w:r>
+        <w:rPr>
+          <w:bCs/>
+          <w:b/>
+        </w:rPr>
+        <w:t xml:space="preserve"> </w:t>
+      </w:r>
+      <w:r>
+        <w:rPr>
+          <w:rStyle w:val="VerbatimChar"/>
+          <w:bCs/>
+          <w:b/>
+        </w:rPr>
+        <w:t xml:space="preserve">【待完成】</w:t>
+      </w:r>
+    </w:p>
+    <w:p>
+      <w:pPr>
+        <w:numPr>
+          <w:ilvl w:val="0"/>
+          <w:numId w:val="1024"/>
         </w:numPr>
         <w:pStyle w:val="Compact"/>
       </w:pPr>
@@ -6775,42 +6956,20 @@
       <w:r>
         <w:rPr>
           <w:rStyle w:val="VerbatimChar"/>
-        </w:rPr>
-        <w:t xml:space="preserve">:628-642</w:t>
-      </w:r>
-      <w:r>
-        <w:t xml:space="preserve">（新增）；结论标题改前</w:t>
-      </w:r>
-      <w:r>
-        <w:t xml:space="preserve"> </w:t>
-      </w:r>
-      <w:r>
-        <w:rPr>
-          <w:rStyle w:val="VerbatimChar"/>
-        </w:rPr>
-        <w:t xml:space="preserve">:527</w:t>
-      </w:r>
-      <w:r>
-        <w:t xml:space="preserve"> </w:t>
-      </w:r>
-      <w:r>
-        <w:t xml:space="preserve">→ 改后</w:t>
-      </w:r>
-      <w:r>
-        <w:t xml:space="preserve"> </w:t>
-      </w:r>
-      <w:r>
-        <w:rPr>
-          <w:rStyle w:val="VerbatimChar"/>
-        </w:rPr>
-        <w:t xml:space="preserve">:646</w:t>
-      </w:r>
-    </w:p>
-    <w:p>
-      <w:pPr>
-        <w:numPr>
-          <w:ilvl w:val="0"/>
-          <w:numId w:val="1021"/>
+          <w:bCs/>
+          <w:b/>
+        </w:rPr>
+        <w:t xml:space="preserve">:746-748</w:t>
+      </w:r>
+      <w:r>
+        <w:t xml:space="preserve">（新增三行）</w:t>
+      </w:r>
+    </w:p>
+    <w:p>
+      <w:pPr>
+        <w:numPr>
+          <w:ilvl w:val="0"/>
+          <w:numId w:val="1024"/>
         </w:numPr>
         <w:pStyle w:val="Compact"/>
       </w:pPr>
@@ -6822,14 +6981,26 @@
         <w:t xml:space="preserve">改前</w:t>
       </w:r>
       <w:r>
-        <w:t xml:space="preserve">：待完成项只散落在附录 C 的 5 行；正文无集中区块。</w:t>
-      </w:r>
-    </w:p>
-    <w:p>
-      <w:pPr>
-        <w:numPr>
-          <w:ilvl w:val="0"/>
-          <w:numId w:val="1021"/>
+        <w:t xml:space="preserve">：</w:t>
+      </w:r>
+      <w:r>
+        <w:rPr>
+          <w:rStyle w:val="VerbatimChar"/>
+        </w:rPr>
+        <w:t xml:space="preserve">:742-746</w:t>
+      </w:r>
+      <w:r>
+        <w:t xml:space="preserve"> </w:t>
+      </w:r>
+      <w:r>
+        <w:t xml:space="preserve">五行（扩题 / 跨厂商多题 / 人类盲评 / 构念效度检验 / v5）</w:t>
+      </w:r>
+    </w:p>
+    <w:p>
+      <w:pPr>
+        <w:numPr>
+          <w:ilvl w:val="0"/>
+          <w:numId w:val="1024"/>
         </w:numPr>
         <w:pStyle w:val="Compact"/>
       </w:pPr>
@@ -6848,43 +7019,59 @@
           <w:bCs/>
           <w:b/>
         </w:rPr>
-        <w:t xml:space="preserve">九条</w:t>
-      </w:r>
-      <w:r>
-        <w:t xml:space="preserve">未做项集中表，列为「# | 未做项 | 状态 |</w:t>
-      </w:r>
-      <w:r>
-        <w:t xml:space="preserve"> </w:t>
-      </w:r>
-      <w:r>
-        <w:rPr>
-          <w:bCs/>
-          <w:b/>
-        </w:rPr>
-        <w:t xml:space="preserve">是否影响本文核心结论</w:t>
-      </w:r>
-      <w:r>
-        <w:t xml:space="preserve"> </w:t>
-      </w:r>
-      <w:r>
-        <w:t xml:space="preserve">| 承载位置」，并在节首声明"</w:t>
-      </w:r>
-      <w:r>
-        <w:rPr>
-          <w:bCs/>
-          <w:b/>
-        </w:rPr>
-        <w:t xml:space="preserve">本节全部内容都不是本文的证据</w:t>
-      </w:r>
-      <w:r>
-        <w:t xml:space="preserve">"。</w:t>
-      </w:r>
-    </w:p>
-    <w:p>
-      <w:pPr>
-        <w:numPr>
-          <w:ilvl w:val="0"/>
-          <w:numId w:val="1021"/>
+        <w:t xml:space="preserve">原五行原样保留</w:t>
+      </w:r>
+      <w:r>
+        <w:t xml:space="preserve"> </w:t>
+      </w:r>
+      <w:r>
+        <w:t xml:space="preserve">＋ 新增三行：</w:t>
+      </w:r>
+      <w:r>
+        <w:rPr>
+          <w:rStyle w:val="VerbatimChar"/>
+        </w:rPr>
+        <w:t xml:space="preserve">构念效度验证（代理错位盲测）</w:t>
+      </w:r>
+      <w:r>
+        <w:t xml:space="preserve">｜</w:t>
+      </w:r>
+      <w:r>
+        <w:rPr>
+          <w:rStyle w:val="VerbatimChar"/>
+        </w:rPr>
+        <w:t xml:space="preserve">v4 的 MES 预注册 + 检出力计算</w:t>
+      </w:r>
+      <w:r>
+        <w:t xml:space="preserve">｜</w:t>
+      </w:r>
+      <w:r>
+        <w:rPr>
+          <w:rStyle w:val="VerbatimChar"/>
+        </w:rPr>
+        <w:t xml:space="preserve">v4 的 D0 纯重跑地板（同候选、同打分器重选）</w:t>
+      </w:r>
+      <w:r>
+        <w:t xml:space="preserve">，均标</w:t>
+      </w:r>
+      <w:r>
+        <w:t xml:space="preserve"> </w:t>
+      </w:r>
+      <w:r>
+        <w:rPr>
+          <w:rStyle w:val="VerbatimChar"/>
+        </w:rPr>
+        <w:t xml:space="preserve">【待完成】</w:t>
+      </w:r>
+      <w:r>
+        <w:t xml:space="preserve">。</w:t>
+      </w:r>
+    </w:p>
+    <w:p>
+      <w:pPr>
+        <w:numPr>
+          <w:ilvl w:val="0"/>
+          <w:numId w:val="1024"/>
         </w:numPr>
         <w:pStyle w:val="Compact"/>
       </w:pPr>
@@ -6896,14 +7083,14 @@
         <w:t xml:space="preserve">验收判据</w:t>
       </w:r>
       <w:r>
-        <w:t xml:space="preserve">：① 存在 §9 区块；② 体例与 C-4/X-3 一致（标题句式「§9 未来工作（不属于本文证据）」＋「是否影响本文核心结论」列）；③ 原 §9 结论顺延为 §10，全文无残留的"§9 结论"引用。</w:t>
-      </w:r>
-    </w:p>
-    <w:p>
-      <w:pPr>
-        <w:numPr>
-          <w:ilvl w:val="0"/>
-          <w:numId w:val="1021"/>
+        <w:t xml:space="preserve">：G2（已有行未被删改）；新增项与 §6.7.2.1 / §9 一致。</w:t>
+      </w:r>
+    </w:p>
+    <w:p>
+      <w:pPr>
+        <w:numPr>
+          <w:ilvl w:val="0"/>
+          <w:numId w:val="1024"/>
         </w:numPr>
         <w:pStyle w:val="Compact"/>
       </w:pPr>
@@ -6917,20 +7104,11 @@
       <w:r>
         <w:t xml:space="preserve">：</w:t>
       </w:r>
-    </w:p>
-    <w:p>
-      <w:pPr>
-        <w:numPr>
-          <w:ilvl w:val="1"/>
-          <w:numId w:val="1022"/>
-        </w:numPr>
-        <w:pStyle w:val="Compact"/>
-      </w:pPr>
-      <w:r>
-        <w:rPr>
-          <w:rStyle w:val="VerbatimChar"/>
-        </w:rPr>
-        <w:t xml:space="preserve">grep -n "^## 9 未来工作（不属于本文证据）" $F</w:t>
+      <w:r>
+        <w:rPr>
+          <w:rStyle w:val="VerbatimChar"/>
+        </w:rPr>
+        <w:t xml:space="preserve">grep -n "MES 预注册 + 检出力计算\|D0 纯重跑地板" $F</w:t>
       </w:r>
       <w:r>
         <w:t xml:space="preserve"> </w:t>
@@ -6945,7 +7123,7 @@
         <w:rPr>
           <w:rStyle w:val="VerbatimChar"/>
         </w:rPr>
-        <w:t xml:space="preserve">:628</w:t>
+        <w:t xml:space="preserve">:747, 748</w:t>
       </w:r>
       <w:r>
         <w:t xml:space="preserve"> </w:t>
@@ -6957,170 +7135,20 @@
         <w:rPr>
           <w:rStyle w:val="VerbatimChar"/>
         </w:rPr>
-        <w:t xml:space="preserve">grep -n "^## 10 结论" $F</w:t>
-      </w:r>
-      <w:r>
-        <w:t xml:space="preserve"> </w:t>
-      </w:r>
-      <w:r>
-        <w:t xml:space="preserve">→</w:t>
-      </w:r>
-      <w:r>
-        <w:t xml:space="preserve"> </w:t>
-      </w:r>
-      <w:r>
-        <w:rPr>
-          <w:rStyle w:val="VerbatimChar"/>
-        </w:rPr>
-        <w:t xml:space="preserve">:646</w:t>
-      </w:r>
-      <w:r>
-        <w:t xml:space="preserve"> </w:t>
-      </w:r>
-      <w:r>
-        <w:t xml:space="preserve">命中；</w:t>
-      </w:r>
-    </w:p>
-    <w:p>
-      <w:pPr>
-        <w:numPr>
-          <w:ilvl w:val="1"/>
-          <w:numId w:val="1022"/>
-        </w:numPr>
-        <w:pStyle w:val="Compact"/>
-      </w:pPr>
-      <w:r>
-        <w:rPr>
-          <w:rStyle w:val="VerbatimChar"/>
-        </w:rPr>
-        <w:t xml:space="preserve">grep -n "§9" $F</w:t>
-      </w:r>
-      <w:r>
-        <w:t xml:space="preserve"> </w:t>
-      </w:r>
-      <w:r>
-        <w:t xml:space="preserve">→</w:t>
-      </w:r>
-      <w:r>
-        <w:t xml:space="preserve"> </w:t>
-      </w:r>
-      <w:r>
-        <w:rPr>
-          <w:rStyle w:val="VerbatimChar"/>
-        </w:rPr>
-        <w:t xml:space="preserve">:619, 472, 530, 636, 638, 639, 640, 664</w:t>
-      </w:r>
-      <w:r>
-        <w:t xml:space="preserve"> </w:t>
-      </w:r>
-      <w:r>
-        <w:t xml:space="preserve">全部指向</w:t>
-      </w:r>
-      <w:r>
-        <w:rPr>
-          <w:bCs/>
-          <w:b/>
-        </w:rPr>
-        <w:t xml:space="preserve">新的 §9 未来工作</w:t>
-      </w:r>
-      <w:r>
-        <w:t xml:space="preserve">（无一指向结论）；</w:t>
-      </w:r>
-    </w:p>
-    <w:p>
-      <w:pPr>
-        <w:numPr>
-          <w:ilvl w:val="1"/>
-          <w:numId w:val="1022"/>
-        </w:numPr>
-        <w:pStyle w:val="Compact"/>
-      </w:pPr>
-      <w:r>
-        <w:rPr>
-          <w:rStyle w:val="VerbatimChar"/>
-        </w:rPr>
-        <w:t xml:space="preserve">grep -n "§10 结论" $F</w:t>
-      </w:r>
-      <w:r>
-        <w:t xml:space="preserve"> </w:t>
-      </w:r>
-      <w:r>
-        <w:t xml:space="preserve">→</w:t>
-      </w:r>
-      <w:r>
-        <w:t xml:space="preserve"> </w:t>
-      </w:r>
-      <w:r>
-        <w:rPr>
-          <w:rStyle w:val="VerbatimChar"/>
-        </w:rPr>
-        <w:t xml:space="preserve">:619, 620, 636</w:t>
-      </w:r>
-      <w:r>
-        <w:t xml:space="preserve"> </w:t>
-      </w:r>
-      <w:r>
-        <w:t xml:space="preserve">三处指向新编号，</w:t>
-      </w:r>
-      <w:r>
-        <w:rPr>
-          <w:bCs/>
-          <w:b/>
-        </w:rPr>
-        <w:t xml:space="preserve">无误指</w:t>
-      </w:r>
-      <w:r>
-        <w:t xml:space="preserve">；</w:t>
-      </w:r>
-    </w:p>
-    <w:p>
-      <w:pPr>
-        <w:numPr>
-          <w:ilvl w:val="1"/>
-          <w:numId w:val="1022"/>
-        </w:numPr>
-        <w:pStyle w:val="Compact"/>
-      </w:pPr>
-      <w:r>
-        <w:t xml:space="preserve">改前全文</w:t>
-      </w:r>
-      <w:r>
-        <w:t xml:space="preserve"> </w:t>
-      </w:r>
-      <w:r>
-        <w:rPr>
-          <w:rStyle w:val="VerbatimChar"/>
-        </w:rPr>
-        <w:t xml:space="preserve">grep -c "§9"</w:t>
-      </w:r>
-      <w:r>
-        <w:t xml:space="preserve"> </w:t>
-      </w:r>
-      <w:r>
-        <w:t xml:space="preserve">=</w:t>
-      </w:r>
-      <w:r>
-        <w:t xml:space="preserve"> </w:t>
-      </w:r>
-      <w:r>
-        <w:rPr>
-          <w:bCs/>
-          <w:b/>
-        </w:rPr>
-        <w:t xml:space="preserve">0</w:t>
-      </w:r>
-      <w:r>
-        <w:t xml:space="preserve">（原文件没有任何"§9"交叉引用）⇒</w:t>
-      </w:r>
-      <w:r>
-        <w:t xml:space="preserve"> </w:t>
-      </w:r>
-      <w:r>
-        <w:rPr>
-          <w:bCs/>
-          <w:b/>
-        </w:rPr>
-        <w:t xml:space="preserve">重编号未产生悬挂引用</w:t>
+        <w:t xml:space="preserve">git diff</w:t>
+      </w:r>
+      <w:r>
+        <w:t xml:space="preserve"> </w:t>
+      </w:r>
+      <w:r>
+        <w:t xml:space="preserve">显示附录 C 原有行</w:t>
+      </w:r>
+      <w:r>
+        <w:rPr>
+          <w:bCs/>
+          <w:b/>
+        </w:rPr>
+        <w:t xml:space="preserve">零删除</w:t>
       </w:r>
       <w:r>
         <w:t xml:space="preserve">。</w:t>
@@ -7130,287 +7158,7 @@
       <w:pPr>
         <w:numPr>
           <w:ilvl w:val="0"/>
-          <w:numId w:val="1021"/>
-        </w:numPr>
-        <w:pStyle w:val="Compact"/>
-      </w:pPr>
-      <w:r>
-        <w:rPr>
-          <w:bCs/>
-          <w:b/>
-        </w:rPr>
-        <w:t xml:space="preserve">执行的是</w:t>
-      </w:r>
-      <w:r>
-        <w:t xml:space="preserve">：审稿 §七·问题三；规格 C-4 / X-3 的统一体例；G2（</w:t>
-      </w:r>
-      <w:r>
-        <w:rPr>
-          <w:rStyle w:val="VerbatimChar"/>
-        </w:rPr>
-        <w:t xml:space="preserve">【待完成】</w:t>
-      </w:r>
-      <w:r>
-        <w:t xml:space="preserve"> </w:t>
-      </w:r>
-      <w:r>
-        <w:t xml:space="preserve">标记全部保留，未删除）。</w:t>
-      </w:r>
-    </w:p>
-    <w:p>
-      <w:pPr>
-        <w:pStyle w:val="FirstParagraph"/>
-      </w:pPr>
-      <w:r>
-        <w:rPr>
-          <w:bCs/>
-          <w:b/>
-        </w:rPr>
-        <w:t xml:space="preserve">D-5-c · 附录 C 数字台账新增三行</w:t>
-      </w:r>
-      <w:r>
-        <w:rPr>
-          <w:bCs/>
-          <w:b/>
-        </w:rPr>
-        <w:t xml:space="preserve"> </w:t>
-      </w:r>
-      <w:r>
-        <w:rPr>
-          <w:rStyle w:val="VerbatimChar"/>
-          <w:bCs/>
-          <w:b/>
-        </w:rPr>
-        <w:t xml:space="preserve">【待完成】</w:t>
-      </w:r>
-    </w:p>
-    <w:p>
-      <w:pPr>
-        <w:numPr>
-          <w:ilvl w:val="0"/>
-          <w:numId w:val="1023"/>
-        </w:numPr>
-        <w:pStyle w:val="Compact"/>
-      </w:pPr>
-      <w:r>
-        <w:rPr>
-          <w:bCs/>
-          <w:b/>
-        </w:rPr>
-        <w:t xml:space="preserve">定位</w:t>
-      </w:r>
-      <w:r>
-        <w:t xml:space="preserve">：改后</w:t>
-      </w:r>
-      <w:r>
-        <w:t xml:space="preserve"> </w:t>
-      </w:r>
-      <w:r>
-        <w:rPr>
-          <w:rStyle w:val="VerbatimChar"/>
-          <w:bCs/>
-          <w:b/>
-        </w:rPr>
-        <w:t xml:space="preserve">:746-748</w:t>
-      </w:r>
-      <w:r>
-        <w:t xml:space="preserve">（新增三行）</w:t>
-      </w:r>
-    </w:p>
-    <w:p>
-      <w:pPr>
-        <w:numPr>
-          <w:ilvl w:val="0"/>
-          <w:numId w:val="1023"/>
-        </w:numPr>
-        <w:pStyle w:val="Compact"/>
-      </w:pPr>
-      <w:r>
-        <w:rPr>
-          <w:bCs/>
-          <w:b/>
-        </w:rPr>
-        <w:t xml:space="preserve">改前</w:t>
-      </w:r>
-      <w:r>
-        <w:t xml:space="preserve">：</w:t>
-      </w:r>
-      <w:r>
-        <w:rPr>
-          <w:rStyle w:val="VerbatimChar"/>
-        </w:rPr>
-        <w:t xml:space="preserve">:742-746</w:t>
-      </w:r>
-      <w:r>
-        <w:t xml:space="preserve"> </w:t>
-      </w:r>
-      <w:r>
-        <w:t xml:space="preserve">五行（扩题 / 跨厂商多题 / 人类盲评 / 构念效度检验 / v5）</w:t>
-      </w:r>
-    </w:p>
-    <w:p>
-      <w:pPr>
-        <w:numPr>
-          <w:ilvl w:val="0"/>
-          <w:numId w:val="1023"/>
-        </w:numPr>
-        <w:pStyle w:val="Compact"/>
-      </w:pPr>
-      <w:r>
-        <w:rPr>
-          <w:bCs/>
-          <w:b/>
-        </w:rPr>
-        <w:t xml:space="preserve">改后</w:t>
-      </w:r>
-      <w:r>
-        <w:t xml:space="preserve">：</w:t>
-      </w:r>
-      <w:r>
-        <w:rPr>
-          <w:bCs/>
-          <w:b/>
-        </w:rPr>
-        <w:t xml:space="preserve">原五行原样保留</w:t>
-      </w:r>
-      <w:r>
-        <w:t xml:space="preserve"> </w:t>
-      </w:r>
-      <w:r>
-        <w:t xml:space="preserve">＋ 新增三行：</w:t>
-      </w:r>
-      <w:r>
-        <w:rPr>
-          <w:rStyle w:val="VerbatimChar"/>
-        </w:rPr>
-        <w:t xml:space="preserve">构念效度验证（代理错位盲测）</w:t>
-      </w:r>
-      <w:r>
-        <w:t xml:space="preserve">｜</w:t>
-      </w:r>
-      <w:r>
-        <w:rPr>
-          <w:rStyle w:val="VerbatimChar"/>
-        </w:rPr>
-        <w:t xml:space="preserve">v4 的 MES 预注册 + 检出力计算</w:t>
-      </w:r>
-      <w:r>
-        <w:t xml:space="preserve">｜</w:t>
-      </w:r>
-      <w:r>
-        <w:rPr>
-          <w:rStyle w:val="VerbatimChar"/>
-        </w:rPr>
-        <w:t xml:space="preserve">v4 的 D0 纯重跑地板（同候选、同打分器重选）</w:t>
-      </w:r>
-      <w:r>
-        <w:t xml:space="preserve">，均标</w:t>
-      </w:r>
-      <w:r>
-        <w:t xml:space="preserve"> </w:t>
-      </w:r>
-      <w:r>
-        <w:rPr>
-          <w:rStyle w:val="VerbatimChar"/>
-        </w:rPr>
-        <w:t xml:space="preserve">【待完成】</w:t>
-      </w:r>
-      <w:r>
-        <w:t xml:space="preserve">。</w:t>
-      </w:r>
-    </w:p>
-    <w:p>
-      <w:pPr>
-        <w:numPr>
-          <w:ilvl w:val="0"/>
-          <w:numId w:val="1023"/>
-        </w:numPr>
-        <w:pStyle w:val="Compact"/>
-      </w:pPr>
-      <w:r>
-        <w:rPr>
-          <w:bCs/>
-          <w:b/>
-        </w:rPr>
-        <w:t xml:space="preserve">验收判据</w:t>
-      </w:r>
-      <w:r>
-        <w:t xml:space="preserve">：G2（已有行未被删改）；新增项与 §6.7.2.1 / §9 一致。</w:t>
-      </w:r>
-    </w:p>
-    <w:p>
-      <w:pPr>
-        <w:numPr>
-          <w:ilvl w:val="0"/>
-          <w:numId w:val="1023"/>
-        </w:numPr>
-        <w:pStyle w:val="Compact"/>
-      </w:pPr>
-      <w:r>
-        <w:rPr>
-          <w:bCs/>
-          <w:b/>
-        </w:rPr>
-        <w:t xml:space="preserve">自查</w:t>
-      </w:r>
-      <w:r>
-        <w:t xml:space="preserve">：</w:t>
-      </w:r>
-      <w:r>
-        <w:rPr>
-          <w:rStyle w:val="VerbatimChar"/>
-        </w:rPr>
-        <w:t xml:space="preserve">grep -n "MES 预注册 + 检出力计算\|D0 纯重跑地板" $F</w:t>
-      </w:r>
-      <w:r>
-        <w:t xml:space="preserve"> </w:t>
-      </w:r>
-      <w:r>
-        <w:t xml:space="preserve">→</w:t>
-      </w:r>
-      <w:r>
-        <w:t xml:space="preserve"> </w:t>
-      </w:r>
-      <w:r>
-        <w:rPr>
-          <w:rStyle w:val="VerbatimChar"/>
-        </w:rPr>
-        <w:t xml:space="preserve">:747, 748</w:t>
-      </w:r>
-      <w:r>
-        <w:t xml:space="preserve"> </w:t>
-      </w:r>
-      <w:r>
-        <w:t xml:space="preserve">命中；</w:t>
-      </w:r>
-      <w:r>
-        <w:rPr>
-          <w:rStyle w:val="VerbatimChar"/>
-        </w:rPr>
-        <w:t xml:space="preserve">git diff</w:t>
-      </w:r>
-      <w:r>
-        <w:t xml:space="preserve"> </w:t>
-      </w:r>
-      <w:r>
-        <w:t xml:space="preserve">显示附录 C 原有行</w:t>
-      </w:r>
-      <w:r>
-        <w:rPr>
-          <w:bCs/>
-          <w:b/>
-        </w:rPr>
-        <w:t xml:space="preserve">零删除</w:t>
-      </w:r>
-      <w:r>
-        <w:t xml:space="preserve">。</w:t>
-      </w:r>
-    </w:p>
-    <w:p>
-      <w:pPr>
-        <w:numPr>
-          <w:ilvl w:val="0"/>
-          <w:numId w:val="1023"/>
+          <w:numId w:val="1024"/>
         </w:numPr>
         <w:pStyle w:val="Compact"/>
       </w:pPr>
@@ -7446,8 +7194,9 @@
       <w:pPr>
         <w:numPr>
           <w:ilvl w:val="0"/>
-          <w:numId w:val="1024"/>
-        </w:numPr>
+          <w:numId w:val="1025"/>
+        </w:numPr>
+        <w:pStyle w:val="Compact"/>
       </w:pPr>
       <w:r>
         <w:rPr>
@@ -7476,8 +7225,9 @@
       <w:pPr>
         <w:numPr>
           <w:ilvl w:val="0"/>
-          <w:numId w:val="1024"/>
-        </w:numPr>
+          <w:numId w:val="1025"/>
+        </w:numPr>
+        <w:pStyle w:val="Compact"/>
       </w:pPr>
       <w:r>
         <w:rPr>
@@ -7504,8 +7254,9 @@
       <w:pPr>
         <w:numPr>
           <w:ilvl w:val="0"/>
-          <w:numId w:val="1024"/>
-        </w:numPr>
+          <w:numId w:val="1025"/>
+        </w:numPr>
+        <w:pStyle w:val="Compact"/>
       </w:pPr>
       <w:r>
         <w:rPr>
@@ -7568,10 +7319,6 @@
           <w:tcPr/>
           <w:p>
             <w:pPr>
-              <w:numPr>
-                <w:ilvl w:val="0"/>
-                <w:numId w:val="1000"/>
-              </w:numPr>
               <w:pStyle w:val="Compact"/>
               <w:jc w:val="center"/>
             </w:pPr>
@@ -7584,10 +7331,6 @@
           <w:tcPr/>
           <w:p>
             <w:pPr>
-              <w:numPr>
-                <w:ilvl w:val="0"/>
-                <w:numId w:val="1000"/>
-              </w:numPr>
               <w:pStyle w:val="Compact"/>
               <w:jc w:val="left"/>
             </w:pPr>
@@ -7600,10 +7343,6 @@
           <w:tcPr/>
           <w:p>
             <w:pPr>
-              <w:numPr>
-                <w:ilvl w:val="0"/>
-                <w:numId w:val="1000"/>
-              </w:numPr>
               <w:pStyle w:val="Compact"/>
               <w:jc w:val="left"/>
             </w:pPr>
@@ -7616,10 +7355,6 @@
           <w:tcPr/>
           <w:p>
             <w:pPr>
-              <w:numPr>
-                <w:ilvl w:val="0"/>
-                <w:numId w:val="1000"/>
-              </w:numPr>
               <w:pStyle w:val="Compact"/>
               <w:jc w:val="center"/>
             </w:pPr>
@@ -7634,10 +7369,6 @@
           <w:tcPr/>
           <w:p>
             <w:pPr>
-              <w:numPr>
-                <w:ilvl w:val="0"/>
-                <w:numId w:val="1000"/>
-              </w:numPr>
               <w:pStyle w:val="Compact"/>
               <w:jc w:val="center"/>
             </w:pPr>
@@ -7650,42 +7381,30 @@
           <w:tcPr/>
           <w:p>
             <w:pPr>
-              <w:numPr>
-                <w:ilvl w:val="0"/>
-                <w:numId w:val="1000"/>
-              </w:numPr>
-              <w:pStyle w:val="Compact"/>
-              <w:jc w:val="left"/>
-            </w:pPr>
-            <w:r>
-              <w:t xml:space="preserve">D2 0.0176 vs D0 0.1606 ⇒ 反馈通路成立</w:t>
-            </w:r>
-          </w:p>
-        </w:tc>
-        <w:tc>
-          <w:tcPr/>
-          <w:p>
-            <w:pPr>
-              <w:numPr>
-                <w:ilvl w:val="0"/>
-                <w:numId w:val="1000"/>
-              </w:numPr>
-              <w:pStyle w:val="Compact"/>
-              <w:jc w:val="left"/>
-            </w:pPr>
-            <w:r>
-              <w:t xml:space="preserve">若同题 D0 重复也得到同量级低 Jaccard ⇒ 测的是采样噪声</w:t>
-            </w:r>
-          </w:p>
-        </w:tc>
-        <w:tc>
-          <w:tcPr/>
-          <w:p>
-            <w:pPr>
-              <w:numPr>
-                <w:ilvl w:val="0"/>
-                <w:numId w:val="1000"/>
-              </w:numPr>
+              <w:pStyle w:val="Compact"/>
+              <w:jc w:val="left"/>
+            </w:pPr>
+            <w:r>
+              <w:t xml:space="preserve">D2 0.0176 vs D0 0.1606，反馈通路成立</w:t>
+            </w:r>
+          </w:p>
+        </w:tc>
+        <w:tc>
+          <w:tcPr/>
+          <w:p>
+            <w:pPr>
+              <w:pStyle w:val="Compact"/>
+              <w:jc w:val="left"/>
+            </w:pPr>
+            <w:r>
+              <w:t xml:space="preserve">若同题 D0 重复也得到同量级低 Jaccard，测的是采样噪声</w:t>
+            </w:r>
+          </w:p>
+        </w:tc>
+        <w:tc>
+          <w:tcPr/>
+          <w:p>
+            <w:pPr>
               <w:pStyle w:val="Compact"/>
               <w:jc w:val="center"/>
             </w:pPr>
@@ -7700,10 +7419,6 @@
           <w:tcPr/>
           <w:p>
             <w:pPr>
-              <w:numPr>
-                <w:ilvl w:val="0"/>
-                <w:numId w:val="1000"/>
-              </w:numPr>
               <w:pStyle w:val="Compact"/>
               <w:jc w:val="center"/>
             </w:pPr>
@@ -7716,42 +7431,30 @@
           <w:tcPr/>
           <w:p>
             <w:pPr>
-              <w:numPr>
-                <w:ilvl w:val="0"/>
-                <w:numId w:val="1000"/>
-              </w:numPr>
-              <w:pStyle w:val="Compact"/>
-              <w:jc w:val="left"/>
-            </w:pPr>
-            <w:r>
-              <w:t xml:space="preserve">15 臂对 0.053–0.077 vs 地板 0.0720 ⇒ 几何无分辨力</w:t>
-            </w:r>
-          </w:p>
-        </w:tc>
-        <w:tc>
-          <w:tcPr/>
-          <w:p>
-            <w:pPr>
-              <w:numPr>
-                <w:ilvl w:val="0"/>
-                <w:numId w:val="1000"/>
-              </w:numPr>
-              <w:pStyle w:val="Compact"/>
-              <w:jc w:val="left"/>
-            </w:pPr>
-            <w:r>
-              <w:t xml:space="preserve">若臂内对照给出同量级窄带 ⇒ 窄带来自臂间可比性</w:t>
-            </w:r>
-          </w:p>
-        </w:tc>
-        <w:tc>
-          <w:tcPr/>
-          <w:p>
-            <w:pPr>
-              <w:numPr>
-                <w:ilvl w:val="0"/>
-                <w:numId w:val="1000"/>
-              </w:numPr>
+              <w:pStyle w:val="Compact"/>
+              <w:jc w:val="left"/>
+            </w:pPr>
+            <w:r>
+              <w:t xml:space="preserve">15 臂对 0.053–0.077 vs 地板 0.0720，几何无分辨力</w:t>
+            </w:r>
+          </w:p>
+        </w:tc>
+        <w:tc>
+          <w:tcPr/>
+          <w:p>
+            <w:pPr>
+              <w:pStyle w:val="Compact"/>
+              <w:jc w:val="left"/>
+            </w:pPr>
+            <w:r>
+              <w:t xml:space="preserve">若臂内对照给出同量级窄带，窄带来自臂间可比性</w:t>
+            </w:r>
+          </w:p>
+        </w:tc>
+        <w:tc>
+          <w:tcPr/>
+          <w:p>
+            <w:pPr>
               <w:pStyle w:val="Compact"/>
               <w:jc w:val="center"/>
             </w:pPr>
@@ -7766,10 +7469,6 @@
           <w:tcPr/>
           <w:p>
             <w:pPr>
-              <w:numPr>
-                <w:ilvl w:val="0"/>
-                <w:numId w:val="1000"/>
-              </w:numPr>
               <w:pStyle w:val="Compact"/>
               <w:jc w:val="center"/>
             </w:pPr>
@@ -7782,42 +7481,30 @@
           <w:tcPr/>
           <w:p>
             <w:pPr>
-              <w:numPr>
-                <w:ilvl w:val="0"/>
-                <w:numId w:val="1000"/>
-              </w:numPr>
-              <w:pStyle w:val="Compact"/>
-              <w:jc w:val="left"/>
-            </w:pPr>
-            <w:r>
-              <w:t xml:space="preserve">A vs WF-a3 D1 3胜15负 / 0.889 ⇒ 状态机被判定优于直答</w:t>
-            </w:r>
-          </w:p>
-        </w:tc>
-        <w:tc>
-          <w:tcPr/>
-          <w:p>
-            <w:pPr>
-              <w:numPr>
-                <w:ilvl w:val="0"/>
-                <w:numId w:val="1000"/>
-              </w:numPr>
-              <w:pStyle w:val="Compact"/>
-              <w:jc w:val="left"/>
-            </w:pPr>
-            <w:r>
-              <w:t xml:space="preserve">若换判官家族或人类盲评给出相反方向 ⇒ 是家族偏好</w:t>
-            </w:r>
-          </w:p>
-        </w:tc>
-        <w:tc>
-          <w:tcPr/>
-          <w:p>
-            <w:pPr>
-              <w:numPr>
-                <w:ilvl w:val="0"/>
-                <w:numId w:val="1000"/>
-              </w:numPr>
+              <w:pStyle w:val="Compact"/>
+              <w:jc w:val="left"/>
+            </w:pPr>
+            <w:r>
+              <w:t xml:space="preserve">A vs WF-a3 D1 3胜15负 / 0.889，状态机被判定优于直答</w:t>
+            </w:r>
+          </w:p>
+        </w:tc>
+        <w:tc>
+          <w:tcPr/>
+          <w:p>
+            <w:pPr>
+              <w:pStyle w:val="Compact"/>
+              <w:jc w:val="left"/>
+            </w:pPr>
+            <w:r>
+              <w:t xml:space="preserve">若换判官家族或人类盲评给出相反方向，是家族偏好</w:t>
+            </w:r>
+          </w:p>
+        </w:tc>
+        <w:tc>
+          <w:tcPr/>
+          <w:p>
+            <w:pPr>
               <w:pStyle w:val="Compact"/>
               <w:jc w:val="center"/>
             </w:pPr>
@@ -7832,10 +7519,6 @@
           <w:tcPr/>
           <w:p>
             <w:pPr>
-              <w:numPr>
-                <w:ilvl w:val="0"/>
-                <w:numId w:val="1000"/>
-              </w:numPr>
               <w:pStyle w:val="Compact"/>
               <w:jc w:val="center"/>
             </w:pPr>
@@ -7848,42 +7531,30 @@
           <w:tcPr/>
           <w:p>
             <w:pPr>
-              <w:numPr>
-                <w:ilvl w:val="0"/>
-                <w:numId w:val="1000"/>
-              </w:numPr>
-              <w:pStyle w:val="Compact"/>
-              <w:jc w:val="left"/>
-            </w:pPr>
-            <w:r>
-              <w:t xml:space="preserve">T10 几何 J 最小的一对恰是判官判"更由观点驱动" ⇒ 两指标不同构念</w:t>
-            </w:r>
-          </w:p>
-        </w:tc>
-        <w:tc>
-          <w:tcPr/>
-          <w:p>
-            <w:pPr>
-              <w:numPr>
-                <w:ilvl w:val="0"/>
-                <w:numId w:val="1000"/>
-              </w:numPr>
-              <w:pStyle w:val="Compact"/>
-              <w:jc w:val="left"/>
-            </w:pPr>
-            <w:r>
-              <w:t xml:space="preserve">若两读数逐题完全同向 ⇒ "不同构念"解释不成立</w:t>
-            </w:r>
-          </w:p>
-        </w:tc>
-        <w:tc>
-          <w:tcPr/>
-          <w:p>
-            <w:pPr>
-              <w:numPr>
-                <w:ilvl w:val="0"/>
-                <w:numId w:val="1000"/>
-              </w:numPr>
+              <w:pStyle w:val="Compact"/>
+              <w:jc w:val="left"/>
+            </w:pPr>
+            <w:r>
+              <w:t xml:space="preserve">T10 几何 J 最小的一对恰是判官判"更由观点驱动"，两指标不同构念</w:t>
+            </w:r>
+          </w:p>
+        </w:tc>
+        <w:tc>
+          <w:tcPr/>
+          <w:p>
+            <w:pPr>
+              <w:pStyle w:val="Compact"/>
+              <w:jc w:val="left"/>
+            </w:pPr>
+            <w:r>
+              <w:t xml:space="preserve">若两读数逐题完全同向，"不同构念"解释不成立</w:t>
+            </w:r>
+          </w:p>
+        </w:tc>
+        <w:tc>
+          <w:tcPr/>
+          <w:p>
+            <w:pPr>
               <w:pStyle w:val="Compact"/>
               <w:jc w:val="center"/>
             </w:pPr>
@@ -7898,10 +7569,6 @@
           <w:tcPr/>
           <w:p>
             <w:pPr>
-              <w:numPr>
-                <w:ilvl w:val="0"/>
-                <w:numId w:val="1000"/>
-              </w:numPr>
               <w:pStyle w:val="Compact"/>
               <w:jc w:val="center"/>
             </w:pPr>
@@ -7914,42 +7581,30 @@
           <w:tcPr/>
           <w:p>
             <w:pPr>
-              <w:numPr>
-                <w:ilvl w:val="0"/>
-                <w:numId w:val="1000"/>
-              </w:numPr>
-              <w:pStyle w:val="Compact"/>
-              <w:jc w:val="left"/>
-            </w:pPr>
-            <w:r>
-              <w:t xml:space="preserve">第一版候选提示告知打分依据 ⇒ align 接近恒真 ⇒ 给缺口臂差值不能作证据</w:t>
-            </w:r>
-          </w:p>
-        </w:tc>
-        <w:tc>
-          <w:tcPr/>
-          <w:p>
-            <w:pPr>
-              <w:numPr>
-                <w:ilvl w:val="0"/>
-                <w:numId w:val="1000"/>
-              </w:numPr>
-              <w:pStyle w:val="Compact"/>
-              <w:jc w:val="left"/>
-            </w:pPr>
-            <w:r>
-              <w:t xml:space="preserve">若 blind 臂出现同量级 gap ⇒ 恒真风险判据不成立</w:t>
-            </w:r>
-          </w:p>
-        </w:tc>
-        <w:tc>
-          <w:tcPr/>
-          <w:p>
-            <w:pPr>
-              <w:numPr>
-                <w:ilvl w:val="0"/>
-                <w:numId w:val="1000"/>
-              </w:numPr>
+              <w:pStyle w:val="Compact"/>
+              <w:jc w:val="left"/>
+            </w:pPr>
+            <w:r>
+              <w:t xml:space="preserve">第一版候选提示告知打分依据，align 接近恒真，给缺口臂差值不能作证据</w:t>
+            </w:r>
+          </w:p>
+        </w:tc>
+        <w:tc>
+          <w:tcPr/>
+          <w:p>
+            <w:pPr>
+              <w:pStyle w:val="Compact"/>
+              <w:jc w:val="left"/>
+            </w:pPr>
+            <w:r>
+              <w:t xml:space="preserve">若 blind 臂出现同量级 gap，恒真风险判据不成立</w:t>
+            </w:r>
+          </w:p>
+        </w:tc>
+        <w:tc>
+          <w:tcPr/>
+          <w:p>
+            <w:pPr>
               <w:pStyle w:val="Compact"/>
               <w:jc w:val="center"/>
             </w:pPr>
@@ -7964,10 +7619,6 @@
           <w:tcPr/>
           <w:p>
             <w:pPr>
-              <w:numPr>
-                <w:ilvl w:val="0"/>
-                <w:numId w:val="1000"/>
-              </w:numPr>
               <w:pStyle w:val="Compact"/>
               <w:jc w:val="center"/>
             </w:pPr>
@@ -7980,42 +7631,30 @@
           <w:tcPr/>
           <w:p>
             <w:pPr>
-              <w:numPr>
-                <w:ilvl w:val="0"/>
-                <w:numId w:val="1000"/>
-              </w:numPr>
-              <w:pStyle w:val="Compact"/>
-              <w:jc w:val="left"/>
-            </w:pPr>
-            <w:r>
-              <w:t xml:space="preserve">干净臂 9/9 全平、align 0.3148、gap 0.0 ⇒ 状态化打分未检出优势</w:t>
-            </w:r>
-          </w:p>
-        </w:tc>
-        <w:tc>
-          <w:tcPr/>
-          <w:p>
-            <w:pPr>
-              <w:numPr>
-                <w:ilvl w:val="0"/>
-                <w:numId w:val="1000"/>
-              </w:numPr>
-              <w:pStyle w:val="Compact"/>
-              <w:jc w:val="left"/>
-            </w:pPr>
-            <w:r>
-              <w:t xml:space="preserve">若 D0 重选地板上"选择差距"本身有可观 rep 波动 ⇒ 0.0 是偶然对齐</w:t>
-            </w:r>
-          </w:p>
-        </w:tc>
-        <w:tc>
-          <w:tcPr/>
-          <w:p>
-            <w:pPr>
-              <w:numPr>
-                <w:ilvl w:val="0"/>
-                <w:numId w:val="1000"/>
-              </w:numPr>
+              <w:pStyle w:val="Compact"/>
+              <w:jc w:val="left"/>
+            </w:pPr>
+            <w:r>
+              <w:t xml:space="preserve">干净臂 9/9 全平、align 0.3148、gap 0.0，状态化打分未检出优势</w:t>
+            </w:r>
+          </w:p>
+        </w:tc>
+        <w:tc>
+          <w:tcPr/>
+          <w:p>
+            <w:pPr>
+              <w:pStyle w:val="Compact"/>
+              <w:jc w:val="left"/>
+            </w:pPr>
+            <w:r>
+              <w:t xml:space="preserve">若 D0 重选地板上"选择差距"本身有可观 rep 波动，0.0 是偶然对齐</w:t>
+            </w:r>
+          </w:p>
+        </w:tc>
+        <w:tc>
+          <w:tcPr/>
+          <w:p>
+            <w:pPr>
               <w:pStyle w:val="Compact"/>
               <w:jc w:val="center"/>
             </w:pPr>
@@ -8030,8 +7669,9 @@
       <w:pPr>
         <w:numPr>
           <w:ilvl w:val="0"/>
-          <w:numId w:val="1024"/>
-        </w:numPr>
+          <w:numId w:val="1026"/>
+        </w:numPr>
+        <w:pStyle w:val="Compact"/>
       </w:pPr>
       <w:r>
         <w:rPr>
@@ -8117,8 +7757,9 @@
       <w:pPr>
         <w:numPr>
           <w:ilvl w:val="0"/>
-          <w:numId w:val="1024"/>
-        </w:numPr>
+          <w:numId w:val="1026"/>
+        </w:numPr>
+        <w:pStyle w:val="Compact"/>
       </w:pPr>
       <w:r>
         <w:rPr>
@@ -8306,8 +7947,9 @@
       <w:pPr>
         <w:numPr>
           <w:ilvl w:val="0"/>
-          <w:numId w:val="1024"/>
-        </w:numPr>
+          <w:numId w:val="1026"/>
+        </w:numPr>
+        <w:pStyle w:val="Compact"/>
       </w:pPr>
       <w:r>
         <w:rPr>
@@ -8341,8 +7983,9 @@
       <w:pPr>
         <w:numPr>
           <w:ilvl w:val="0"/>
-          <w:numId w:val="1025"/>
-        </w:numPr>
+          <w:numId w:val="1027"/>
+        </w:numPr>
+        <w:pStyle w:val="Compact"/>
       </w:pPr>
       <w:r>
         <w:rPr>
@@ -8371,8 +8014,9 @@
       <w:pPr>
         <w:numPr>
           <w:ilvl w:val="0"/>
-          <w:numId w:val="1025"/>
-        </w:numPr>
+          <w:numId w:val="1027"/>
+        </w:numPr>
+        <w:pStyle w:val="Compact"/>
       </w:pPr>
       <w:r>
         <w:rPr>
@@ -8396,8 +8040,9 @@
       <w:pPr>
         <w:numPr>
           <w:ilvl w:val="0"/>
-          <w:numId w:val="1025"/>
-        </w:numPr>
+          <w:numId w:val="1027"/>
+        </w:numPr>
+        <w:pStyle w:val="Compact"/>
       </w:pPr>
       <w:r>
         <w:rPr>
@@ -8434,8 +8079,9 @@
       <w:pPr>
         <w:numPr>
           <w:ilvl w:val="0"/>
-          <w:numId w:val="1025"/>
-        </w:numPr>
+          <w:numId w:val="1027"/>
+        </w:numPr>
+        <w:pStyle w:val="Compact"/>
       </w:pPr>
       <w:r>
         <w:rPr>
@@ -8467,10 +8113,6 @@
           <w:tcPr/>
           <w:p>
             <w:pPr>
-              <w:numPr>
-                <w:ilvl w:val="0"/>
-                <w:numId w:val="1000"/>
-              </w:numPr>
               <w:pStyle w:val="Compact"/>
               <w:jc w:val="left"/>
             </w:pPr>
@@ -8483,10 +8125,6 @@
           <w:tcPr/>
           <w:p>
             <w:pPr>
-              <w:numPr>
-                <w:ilvl w:val="0"/>
-                <w:numId w:val="1000"/>
-              </w:numPr>
               <w:pStyle w:val="Compact"/>
               <w:jc w:val="left"/>
             </w:pPr>
@@ -8499,10 +8137,6 @@
           <w:tcPr/>
           <w:p>
             <w:pPr>
-              <w:numPr>
-                <w:ilvl w:val="0"/>
-                <w:numId w:val="1000"/>
-              </w:numPr>
               <w:pStyle w:val="Compact"/>
               <w:jc w:val="left"/>
             </w:pPr>
@@ -8517,10 +8151,6 @@
           <w:tcPr/>
           <w:p>
             <w:pPr>
-              <w:numPr>
-                <w:ilvl w:val="0"/>
-                <w:numId w:val="1000"/>
-              </w:numPr>
               <w:pStyle w:val="Compact"/>
               <w:jc w:val="left"/>
             </w:pPr>
@@ -8533,10 +8163,6 @@
           <w:tcPr/>
           <w:p>
             <w:pPr>
-              <w:numPr>
-                <w:ilvl w:val="0"/>
-                <w:numId w:val="1000"/>
-              </w:numPr>
               <w:pStyle w:val="Compact"/>
               <w:jc w:val="left"/>
             </w:pPr>
@@ -8553,10 +8179,6 @@
           <w:tcPr/>
           <w:p>
             <w:pPr>
-              <w:numPr>
-                <w:ilvl w:val="0"/>
-                <w:numId w:val="1000"/>
-              </w:numPr>
               <w:pStyle w:val="Compact"/>
               <w:jc w:val="left"/>
             </w:pPr>
@@ -8571,10 +8193,6 @@
           <w:tcPr/>
           <w:p>
             <w:pPr>
-              <w:numPr>
-                <w:ilvl w:val="0"/>
-                <w:numId w:val="1000"/>
-              </w:numPr>
               <w:pStyle w:val="Compact"/>
               <w:jc w:val="left"/>
             </w:pPr>
@@ -8587,10 +8205,6 @@
           <w:tcPr/>
           <w:p>
             <w:pPr>
-              <w:numPr>
-                <w:ilvl w:val="0"/>
-                <w:numId w:val="1000"/>
-              </w:numPr>
               <w:pStyle w:val="Compact"/>
               <w:jc w:val="left"/>
             </w:pPr>
@@ -8607,10 +8221,6 @@
           <w:tcPr/>
           <w:p>
             <w:pPr>
-              <w:numPr>
-                <w:ilvl w:val="0"/>
-                <w:numId w:val="1000"/>
-              </w:numPr>
               <w:pStyle w:val="Compact"/>
               <w:jc w:val="left"/>
             </w:pPr>
@@ -8625,10 +8235,6 @@
           <w:tcPr/>
           <w:p>
             <w:pPr>
-              <w:numPr>
-                <w:ilvl w:val="0"/>
-                <w:numId w:val="1000"/>
-              </w:numPr>
               <w:pStyle w:val="Compact"/>
               <w:jc w:val="left"/>
             </w:pPr>
@@ -8641,10 +8247,6 @@
           <w:tcPr/>
           <w:p>
             <w:pPr>
-              <w:numPr>
-                <w:ilvl w:val="0"/>
-                <w:numId w:val="1000"/>
-              </w:numPr>
               <w:pStyle w:val="Compact"/>
               <w:jc w:val="left"/>
             </w:pPr>
@@ -8664,10 +8266,6 @@
           <w:tcPr/>
           <w:p>
             <w:pPr>
-              <w:numPr>
-                <w:ilvl w:val="0"/>
-                <w:numId w:val="1000"/>
-              </w:numPr>
               <w:pStyle w:val="Compact"/>
               <w:jc w:val="left"/>
             </w:pPr>
@@ -8682,10 +8280,6 @@
           <w:tcPr/>
           <w:p>
             <w:pPr>
-              <w:numPr>
-                <w:ilvl w:val="0"/>
-                <w:numId w:val="1000"/>
-              </w:numPr>
               <w:pStyle w:val="Compact"/>
               <w:jc w:val="left"/>
             </w:pPr>
@@ -8698,10 +8292,6 @@
           <w:tcPr/>
           <w:p>
             <w:pPr>
-              <w:numPr>
-                <w:ilvl w:val="0"/>
-                <w:numId w:val="1000"/>
-              </w:numPr>
               <w:pStyle w:val="Compact"/>
               <w:jc w:val="left"/>
             </w:pPr>
@@ -8718,15 +8308,11 @@
           <w:tcPr/>
           <w:p>
             <w:pPr>
-              <w:numPr>
-                <w:ilvl w:val="0"/>
-                <w:numId w:val="1000"/>
-              </w:numPr>
-              <w:pStyle w:val="Compact"/>
-              <w:jc w:val="left"/>
-            </w:pPr>
-            <w:r>
-              <w:t xml:space="preserve">与 v1–v3 共享模型与判官规程，但批次 / 任务 / 脚本 / 数据文件均不同 ⇒ 不构成独立复现</w:t>
+              <w:pStyle w:val="Compact"/>
+              <w:jc w:val="left"/>
+            </w:pPr>
+            <w:r>
+              <w:t xml:space="preserve">与 v1–v3 共享模型与判官规程，但批次 / 任务 / 脚本 / 数据文件均不同，不构成独立复现</w:t>
             </w:r>
           </w:p>
         </w:tc>
@@ -8736,10 +8322,6 @@
           <w:tcPr/>
           <w:p>
             <w:pPr>
-              <w:numPr>
-                <w:ilvl w:val="0"/>
-                <w:numId w:val="1000"/>
-              </w:numPr>
               <w:pStyle w:val="Compact"/>
               <w:jc w:val="left"/>
             </w:pPr>
@@ -8752,10 +8334,6 @@
           <w:tcPr/>
           <w:p>
             <w:pPr>
-              <w:numPr>
-                <w:ilvl w:val="0"/>
-                <w:numId w:val="1000"/>
-              </w:numPr>
               <w:pStyle w:val="Compact"/>
               <w:jc w:val="left"/>
             </w:pPr>
@@ -8772,15 +8350,11 @@
           <w:tcPr/>
           <w:p>
             <w:pPr>
-              <w:numPr>
-                <w:ilvl w:val="0"/>
-                <w:numId w:val="1000"/>
-              </w:numPr>
-              <w:pStyle w:val="Compact"/>
-              <w:jc w:val="left"/>
-            </w:pPr>
-            <w:r>
-              <w:t xml:space="preserve">与 A 篇只共享方法论纪律，不共享数据</w:t>
+              <w:pStyle w:val="Compact"/>
+              <w:jc w:val="left"/>
+            </w:pPr>
+            <w:r>
+              <w:t xml:space="preserve">与 A 篇只共享方法论要求，不共享数据</w:t>
             </w:r>
           </w:p>
         </w:tc>
@@ -8788,13 +8362,10 @@
     </w:tbl>
     <w:p>
       <w:pPr>
-        <w:numPr>
-          <w:ilvl w:val="0"/>
-          <w:numId w:val="1000"/>
-        </w:numPr>
-      </w:pPr>
-      <w:r>
-        <w:t xml:space="preserve">共享部分（第六列）已逐行写明，★ 其中一条为</w:t>
+        <w:pStyle w:val="BodyText"/>
+      </w:pPr>
+      <w:r>
+        <w:t xml:space="preserve">共享部分（第六列）已逐行写明，其中一条为</w:t>
       </w:r>
       <w:r>
         <w:rPr>
@@ -8814,13 +8385,7 @@
         <w:t xml:space="preserve">C 篇第十三类"判官读数的不可复现性"直接引用了本篇"3 胜 3 负但位置一致率 0.00"与"开跑 5 分钟后终止、7 条作废"两个实例</w:t>
       </w:r>
       <w:r>
-        <w:t xml:space="preserve"> </w:t>
-      </w:r>
-      <w:r>
-        <w:t xml:space="preserve">⇒</w:t>
-      </w:r>
-      <w:r>
-        <w:t xml:space="preserve"> </w:t>
+        <w:t xml:space="preserve">，</w:t>
       </w:r>
       <w:r>
         <w:rPr>
@@ -8909,10 +8474,7 @@
         <w:t xml:space="preserve">D.4</w:t>
       </w:r>
       <w:r>
-        <w:t xml:space="preserve">（"这个读数能不能是恒真的？"及其"开跑 5 分钟后被主动终止、已落盘的 7 条整批作废重跑"实例）；★</w:t>
-      </w:r>
-      <w:r>
-        <w:t xml:space="preserve"> </w:t>
+        <w:t xml:space="preserve">（"这个读数能不能是恒真的？"及其"开跑 5 分钟后被主动终止、已落盘的 7 条整批作废重跑"实例）；</w:t>
       </w:r>
       <w:r>
         <w:rPr>
@@ -8924,14 +8486,15 @@
       <w:r>
         <w:t xml:space="preserve">）。</w:t>
       </w:r>
-    </w:p>
-    <w:p>
-      <w:pPr>
-        <w:numPr>
-          <w:ilvl w:val="0"/>
-          <w:numId w:val="1025"/>
-        </w:numPr>
-      </w:pPr>
+      <w:r>
+        <w:t xml:space="preserve"> </w:t>
+      </w:r>
+      <w:r>
+        <w:t xml:space="preserve">-</w:t>
+      </w:r>
+      <w:r>
+        <w:t xml:space="preserve"> </w:t>
+      </w:r>
       <w:r>
         <w:rPr>
           <w:bCs/>
@@ -9049,14 +8612,15 @@
       <w:r>
         <w:t xml:space="preserve">（读法说明）。</w:t>
       </w:r>
-    </w:p>
-    <w:p>
-      <w:pPr>
-        <w:numPr>
-          <w:ilvl w:val="0"/>
-          <w:numId w:val="1025"/>
-        </w:numPr>
-      </w:pPr>
+      <w:r>
+        <w:t xml:space="preserve"> </w:t>
+      </w:r>
+      <w:r>
+        <w:t xml:space="preserve">-</w:t>
+      </w:r>
+      <w:r>
+        <w:t xml:space="preserve"> </w:t>
+      </w:r>
       <w:r>
         <w:rPr>
           <w:bCs/>
@@ -9389,12 +8953,6 @@
               <w:jc w:val="left"/>
             </w:pPr>
             <w:r>
-              <w:t xml:space="preserve">★</w:t>
-            </w:r>
-            <w:r>
-              <w:t xml:space="preserve"> </w:t>
-            </w:r>
-            <w:r>
               <w:rPr>
                 <w:bCs/>
                 <w:b/>
@@ -9442,11 +9000,7 @@
         <w:pStyle w:val="BodyText"/>
       </w:pPr>
       <w:r>
-        <w:rPr>
-          <w:bCs/>
-          <w:b/>
-        </w:rPr>
-        <w:t xml:space="preserve">★ 刻意未改的三处（留痕，说明理由）</w:t>
+        <w:t xml:space="preserve">** 刻意未改的三处（留痕，说明理由）**</w:t>
       </w:r>
     </w:p>
     <w:tbl>
@@ -9642,10 +9196,7 @@
               <w:t xml:space="preserve">逐字一致</w:t>
             </w:r>
             <w:r>
-              <w:t xml:space="preserve"> </w:t>
-            </w:r>
-            <w:r>
-              <w:t xml:space="preserve">⇒ 改它会与底稿口径分叉（G6）</w:t>
+              <w:t xml:space="preserve">，改它会与底稿口径分叉（G6）</w:t>
             </w:r>
           </w:p>
         </w:tc>
@@ -9696,7 +9247,7 @@
                 <w:bCs/>
                 <w:b/>
               </w:rPr>
-              <w:t xml:space="preserve">纪律条文本身</w:t>
+              <w:t xml:space="preserve">要求条文本身</w:t>
             </w:r>
             <w:r>
               <w:t xml:space="preserve">，是 D-1 改稿所执行的对象，删它等于删掉依据</w:t>
@@ -9788,18 +9339,14 @@
         <w:pStyle w:val="BodyText"/>
       </w:pPr>
       <w:r>
-        <w:rPr>
-          <w:bCs/>
-          <w:b/>
-        </w:rPr>
-        <w:t xml:space="preserve">★ 回源发现、但本轮未改的一处事实差异（交 owner 裁决）</w:t>
-      </w:r>
-    </w:p>
-    <w:p>
-      <w:pPr>
-        <w:numPr>
-          <w:ilvl w:val="0"/>
-          <w:numId w:val="1026"/>
+        <w:t xml:space="preserve">** 回源发现、但这一轮未改的一处事实差异（交 owner 裁决）**</w:t>
+      </w:r>
+    </w:p>
+    <w:p>
+      <w:pPr>
+        <w:numPr>
+          <w:ilvl w:val="0"/>
+          <w:numId w:val="1028"/>
         </w:numPr>
         <w:pStyle w:val="Compact"/>
       </w:pPr>
@@ -9866,13 +9413,7 @@
         <w:t xml:space="preserve">arch4-T10-20261023-233248</w:t>
       </w:r>
       <w:r>
-        <w:t xml:space="preserve"> </w:t>
-      </w:r>
-      <w:r>
-        <w:t xml:space="preserve">⇒</w:t>
-      </w:r>
-      <w:r>
-        <w:t xml:space="preserve"> </w:t>
+        <w:t xml:space="preserve">，</w:t>
       </w:r>
       <w:r>
         <w:rPr>
@@ -9889,16 +9430,16 @@
       <w:pPr>
         <w:numPr>
           <w:ilvl w:val="0"/>
-          <w:numId w:val="1026"/>
-        </w:numPr>
-        <w:pStyle w:val="Compact"/>
-      </w:pPr>
-      <w:r>
-        <w:rPr>
-          <w:bCs/>
-          <w:b/>
-        </w:rPr>
-        <w:t xml:space="preserve">为什么本轮没改</w:t>
+          <w:numId w:val="1028"/>
+        </w:numPr>
+        <w:pStyle w:val="Compact"/>
+      </w:pPr>
+      <w:r>
+        <w:rPr>
+          <w:bCs/>
+          <w:b/>
+        </w:rPr>
+        <w:t xml:space="preserve">为什么这一轮没改</w:t>
       </w:r>
       <w:r>
         <w:t xml:space="preserve">：改它会把</w:t>
@@ -9926,14 +9467,14 @@
         <w:t xml:space="preserve">破坏 G1/S1 的"数字集合零新增"</w:t>
       </w:r>
       <w:r>
-        <w:t xml:space="preserve">（改前全文数字集合不含该串）⇒ 按"改稿轮次不引入新数字"的取舍，</w:t>
-      </w:r>
-      <w:r>
-        <w:rPr>
-          <w:bCs/>
-          <w:b/>
-        </w:rPr>
-        <w:t xml:space="preserve">本轮不动</w:t>
+        <w:t xml:space="preserve">（改前全文数字集合不含该串），按"改稿轮次不引入新数字"的取舍，</w:t>
+      </w:r>
+      <w:r>
+        <w:rPr>
+          <w:bCs/>
+          <w:b/>
+        </w:rPr>
+        <w:t xml:space="preserve">这一轮不动</w:t>
       </w:r>
       <w:r>
         <w:t xml:space="preserve">，已在 §5.1 的"本表的读法"中</w:t>
@@ -9953,7 +9494,7 @@
       <w:pPr>
         <w:numPr>
           <w:ilvl w:val="0"/>
-          <w:numId w:val="1026"/>
+          <w:numId w:val="1028"/>
         </w:numPr>
         <w:pStyle w:val="Compact"/>
       </w:pPr>
@@ -10955,8 +10496,9 @@
       <w:pPr>
         <w:numPr>
           <w:ilvl w:val="0"/>
-          <w:numId w:val="1027"/>
-        </w:numPr>
+          <w:numId w:val="1029"/>
+        </w:numPr>
+        <w:pStyle w:val="Compact"/>
       </w:pPr>
       <w:r>
         <w:rPr>
@@ -10985,8 +10527,9 @@
       <w:pPr>
         <w:numPr>
           <w:ilvl w:val="0"/>
-          <w:numId w:val="1027"/>
-        </w:numPr>
+          <w:numId w:val="1029"/>
+        </w:numPr>
+        <w:pStyle w:val="Compact"/>
       </w:pPr>
       <w:r>
         <w:rPr>
@@ -11016,8 +10559,9 @@
       <w:pPr>
         <w:numPr>
           <w:ilvl w:val="0"/>
-          <w:numId w:val="1027"/>
-        </w:numPr>
+          <w:numId w:val="1029"/>
+        </w:numPr>
+        <w:pStyle w:val="Compact"/>
       </w:pPr>
       <w:r>
         <w:rPr>
@@ -11057,17 +10601,13 @@
     </w:p>
     <w:p>
       <w:pPr>
-        <w:numPr>
-          <w:ilvl w:val="0"/>
-          <w:numId w:val="1000"/>
-        </w:numPr>
         <w:pStyle w:val="SourceCode"/>
       </w:pPr>
       <w:r>
         <w:rPr>
           <w:rStyle w:val="VerbatimChar"/>
         </w:rPr>
-        <w:t xml:space="preserve">&lt;      8 0.00          &gt;      13 0.00</w:t>
+        <w:t xml:space="preserve">&lt; 8 0.00 &gt; 13 0.00</w:t>
       </w:r>
       <w:r>
         <w:br/>
@@ -11076,7 +10616,7 @@
         <w:rPr>
           <w:rStyle w:val="VerbatimChar"/>
         </w:rPr>
-        <w:t xml:space="preserve">&lt;      8 0.0720        &gt;      11 0.0720</w:t>
+        <w:t xml:space="preserve">&lt; 8 0.0720 &gt; 11 0.0720</w:t>
       </w:r>
       <w:r>
         <w:br/>
@@ -11085,7 +10625,7 @@
         <w:rPr>
           <w:rStyle w:val="VerbatimChar"/>
         </w:rPr>
-        <w:t xml:space="preserve">&lt;      2 0.9444        &gt;       4 0.9444</w:t>
+        <w:t xml:space="preserve">&lt; 2 0.9444 &gt; 4 0.9444</w:t>
       </w:r>
       <w:r>
         <w:br/>
@@ -11094,7 +10634,7 @@
         <w:rPr>
           <w:rStyle w:val="VerbatimChar"/>
         </w:rPr>
-        <w:t xml:space="preserve">&lt;      6 0.3148        &gt;       7 0.3148</w:t>
+        <w:t xml:space="preserve">&lt; 6 0.3148 &gt; 7 0.3148</w:t>
       </w:r>
       <w:r>
         <w:br/>
@@ -11103,7 +10643,7 @@
         <w:rPr>
           <w:rStyle w:val="VerbatimChar"/>
         </w:rPr>
-        <w:t xml:space="preserve">&lt;      3 0.556         &gt;       5 0.556</w:t>
+        <w:t xml:space="preserve">&lt; 3 0.556 &gt; 5 0.556</w:t>
       </w:r>
       <w:r>
         <w:br/>
@@ -11112,7 +10652,7 @@
         <w:rPr>
           <w:rStyle w:val="VerbatimChar"/>
         </w:rPr>
-        <w:t xml:space="preserve">&lt;      6 0.889         &gt;       7 0.889</w:t>
+        <w:t xml:space="preserve">&lt; 6 0.889 &gt; 7 0.889</w:t>
       </w:r>
       <w:r>
         <w:br/>
@@ -11121,7 +10661,7 @@
         <w:rPr>
           <w:rStyle w:val="VerbatimChar"/>
         </w:rPr>
-        <w:t xml:space="preserve">&lt;      1 100           &gt;       2 100</w:t>
+        <w:t xml:space="preserve">&lt; 1 100 &gt; 2 100</w:t>
       </w:r>
       <w:r>
         <w:br/>
@@ -11130,15 +10670,12 @@
         <w:rPr>
           <w:rStyle w:val="VerbatimChar"/>
         </w:rPr>
-        <w:t xml:space="preserve">&lt;      5 144           &gt;       7 144</w:t>
-      </w:r>
-    </w:p>
-    <w:p>
-      <w:pPr>
-        <w:numPr>
-          <w:ilvl w:val="0"/>
-          <w:numId w:val="1000"/>
-        </w:numPr>
+        <w:t xml:space="preserve">&lt; 5 144 &gt; 7 144</w:t>
+      </w:r>
+    </w:p>
+    <w:p>
+      <w:pPr>
+        <w:pStyle w:val="FirstParagraph"/>
       </w:pPr>
       <w:r>
         <w:t xml:space="preserve">逐条核对：</w:t>
@@ -11168,14 +10705,15 @@
       <w:r>
         <w:t xml:space="preserve">在 §6.7.1 表、摘要 ④ 限定、§6.7.6 第 1 条限定三处出现）。</w:t>
       </w:r>
-    </w:p>
-    <w:p>
-      <w:pPr>
-        <w:numPr>
-          <w:ilvl w:val="0"/>
-          <w:numId w:val="1027"/>
-        </w:numPr>
-      </w:pPr>
+      <w:r>
+        <w:t xml:space="preserve"> </w:t>
+      </w:r>
+      <w:r>
+        <w:t xml:space="preserve">-</w:t>
+      </w:r>
+      <w:r>
+        <w:t xml:space="preserve"> </w:t>
+      </w:r>
       <w:r>
         <w:rPr>
           <w:bCs/>
@@ -11409,7 +10947,7 @@
         <w:t xml:space="preserve">没有任何一行</w:t>
       </w:r>
       <w:r>
-        <w:t xml:space="preserve">删除了既有的 ⚠️ / 【待完成】 / 📌 / 分母说明 / 局限条目）。</w:t>
+        <w:t xml:space="preserve">删除了既有的 / 【待完成】 / 【待回查】 / 分母说明 / 局限条目）。</w:t>
       </w:r>
     </w:p>
     <w:bookmarkEnd w:id="31"/>
@@ -11694,7 +11232,7 @@
                 <w:bCs/>
                 <w:b/>
               </w:rPr>
-              <w:t xml:space="preserve">纪律条文本身</w:t>
+              <w:t xml:space="preserve">要求条文本身</w:t>
             </w:r>
             <w:r>
               <w:t xml:space="preserve">（保留）</w:t>
@@ -12350,12 +11888,6 @@
         <w:pStyle w:val="BodyText"/>
       </w:pPr>
       <w:r>
-        <w:t xml:space="preserve">⇒</w:t>
-      </w:r>
-      <w:r>
-        <w:t xml:space="preserve"> </w:t>
-      </w:r>
-      <w:r>
         <w:rPr>
           <w:bCs/>
           <w:b/>
@@ -12479,7 +12011,7 @@
       <w:pPr>
         <w:numPr>
           <w:ilvl w:val="0"/>
-          <w:numId w:val="1028"/>
+          <w:numId w:val="1030"/>
         </w:numPr>
         <w:pStyle w:val="Compact"/>
       </w:pPr>
@@ -12540,7 +12072,7 @@
       <w:pPr>
         <w:numPr>
           <w:ilvl w:val="0"/>
-          <w:numId w:val="1028"/>
+          <w:numId w:val="1030"/>
         </w:numPr>
         <w:pStyle w:val="Compact"/>
       </w:pPr>
@@ -12576,14 +12108,14 @@
         <w:t xml:space="preserve">'\ufffd'</w:t>
       </w:r>
       <w:r>
-        <w:t xml:space="preserve">）⇒ 落盘无编码污染。</w:t>
-      </w:r>
-    </w:p>
-    <w:p>
-      <w:pPr>
-        <w:numPr>
-          <w:ilvl w:val="0"/>
-          <w:numId w:val="1028"/>
+        <w:t xml:space="preserve">），落盘无编码污染。</w:t>
+      </w:r>
+    </w:p>
+    <w:p>
+      <w:pPr>
+        <w:numPr>
+          <w:ilvl w:val="0"/>
+          <w:numId w:val="1030"/>
         </w:numPr>
         <w:pStyle w:val="Compact"/>
       </w:pPr>
@@ -12660,7 +12192,7 @@
           <w:bCs/>
           <w:b/>
         </w:rPr>
-        <w:t xml:space="preserve">本轮改动的每一处删除，都是"删除越界的强主张"或"改写措辞"，没有删除任何一条限定条款。</w:t>
+        <w:t xml:space="preserve">这一轮改动的每一处删除，都是"删除越界的强主张"或"改写措辞"，没有删除任何一条限定条款。</w:t>
       </w:r>
     </w:p>
     <w:tbl>
@@ -13024,14 +12556,7 @@
         <w:pStyle w:val="BodyText"/>
       </w:pPr>
       <w:r>
-        <w:rPr>
-          <w:bCs/>
-          <w:b/>
-        </w:rPr>
-        <w:t xml:space="preserve">★ 唯一两处"含 ⚠️ 的行被 diff 标为删除"的情况 —— 经核为"改写"，且只加不减</w:t>
-      </w:r>
-      <w:r>
-        <w:t xml:space="preserve">：</w:t>
+        <w:t xml:space="preserve">** 唯一两处"含 的行被 diff 标为删除"的情况 —— 经核为"改写"，且只加不减**：</w:t>
       </w:r>
     </w:p>
     <w:p>
@@ -13097,7 +12622,7 @@
       <w:pPr>
         <w:numPr>
           <w:ilvl w:val="0"/>
-          <w:numId w:val="1029"/>
+          <w:numId w:val="1031"/>
         </w:numPr>
         <w:pStyle w:val="Compact"/>
       </w:pPr>
@@ -13112,19 +12637,19 @@
         <w:t xml:space="preserve">新增第 ⑤ 条</w:t>
       </w:r>
       <w:r>
-        <w:t xml:space="preserve">（MES 未预注册 ⇒ "未检出"不得读作"已证明无效"）；</w:t>
-      </w:r>
-    </w:p>
-    <w:p>
-      <w:pPr>
-        <w:numPr>
-          <w:ilvl w:val="0"/>
-          <w:numId w:val="1029"/>
-        </w:numPr>
-        <w:pStyle w:val="Compact"/>
-      </w:pPr>
-      <w:r>
-        <w:t xml:space="preserve">§10 结论的 ⚠️ 行：原句末尾</w:t>
+        <w:t xml:space="preserve">（MES 未预注册，"未检出"不得读作"已证明无效"）；</w:t>
+      </w:r>
+    </w:p>
+    <w:p>
+      <w:pPr>
+        <w:numPr>
+          <w:ilvl w:val="0"/>
+          <w:numId w:val="1031"/>
+        </w:numPr>
+        <w:pStyle w:val="Compact"/>
+      </w:pPr>
+      <w:r>
+        <w:t xml:space="preserve">§10 结论的 行：原句末尾</w:t>
       </w:r>
       <w:r>
         <w:rPr>
@@ -13326,7 +12851,7 @@
               <w:t xml:space="preserve">对审稿 §六的回覆</w:t>
             </w:r>
             <w:r>
-              <w:t xml:space="preserve">：论文已写明"本批未预注册 MES ⇒ 读数只能支持『未检出』"，并给出 MES 的</w:t>
+              <w:t xml:space="preserve">：论文已写明"本批未预注册 MES，读数只能支持『未检出』"，并给出 MES 的</w:t>
             </w:r>
             <w:r>
               <w:rPr>
@@ -13689,7 +13214,7 @@
               <w:t xml:space="preserve">未经 owner 明确同意不推</w:t>
             </w:r>
             <w:r>
-              <w:t xml:space="preserve">；本轮只交付单稿 + 报告 + deliverable</w:t>
+              <w:t xml:space="preserve">；这一轮只交付单稿 + 报告 + deliverable</w:t>
             </w:r>
           </w:p>
         </w:tc>
@@ -13770,7 +13295,7 @@
       <w:pPr>
         <w:numPr>
           <w:ilvl w:val="0"/>
-          <w:numId w:val="1030"/>
+          <w:numId w:val="1032"/>
         </w:numPr>
         <w:pStyle w:val="Compact"/>
       </w:pPr>
@@ -13791,7 +13316,7 @@
       <w:pPr>
         <w:numPr>
           <w:ilvl w:val="0"/>
-          <w:numId w:val="1030"/>
+          <w:numId w:val="1032"/>
         </w:numPr>
         <w:pStyle w:val="Compact"/>
       </w:pPr>
@@ -13809,7 +13334,7 @@
       <w:pPr>
         <w:numPr>
           <w:ilvl w:val="0"/>
-          <w:numId w:val="1030"/>
+          <w:numId w:val="1032"/>
         </w:numPr>
         <w:pStyle w:val="Compact"/>
       </w:pPr>
@@ -14177,6 +13702,9 @@
     <w:abstractNumId w:val="991"/>
   </w:num>
   <w:num w:numId="1015">
+    <w:abstractNumId w:val="991"/>
+  </w:num>
+  <w:num w:numId="1016">
     <w:abstractNumId w:val="99411"/>
     <w:lvlOverride w:ilvl="0">
       <w:startOverride w:val="1"/>
@@ -14205,9 +13733,6 @@
     <w:lvlOverride w:ilvl="8">
       <w:startOverride w:val="1"/>
     </w:lvlOverride>
-  </w:num>
-  <w:num w:numId="1016">
-    <w:abstractNumId w:val="991"/>
   </w:num>
   <w:num w:numId="1017">
     <w:abstractNumId w:val="991"/>
@@ -14249,6 +13774,12 @@
     <w:abstractNumId w:val="991"/>
   </w:num>
   <w:num w:numId="1030">
+    <w:abstractNumId w:val="991"/>
+  </w:num>
+  <w:num w:numId="1031">
+    <w:abstractNumId w:val="991"/>
+  </w:num>
+  <w:num w:numId="1032">
     <w:abstractNumId w:val="99411"/>
     <w:lvlOverride w:ilvl="0">
       <w:startOverride w:val="1"/>

--- a/papers/改稿报告_D_2026-10-24.docx
+++ b/papers/改稿报告_D_2026-10-24.docx
@@ -10905,7 +10905,7 @@
         <w:rPr>
           <w:rStyle w:val="VerbatimChar"/>
         </w:rPr>
-        <w:t xml:space="preserve">📌</w:t>
+        <w:t xml:space="preserve">【待回查】</w:t>
       </w:r>
       <w:r>
         <w:t xml:space="preserve"> </w:t>
@@ -12289,7 +12289,7 @@
               <w:rPr>
                 <w:rStyle w:val="VerbatimChar"/>
               </w:rPr>
-              <w:t xml:space="preserve">📌</w:t>
+              <w:t xml:space="preserve">【待回查】</w:t>
             </w:r>
           </w:p>
         </w:tc>
